--- a/ПР3.docx
+++ b/ПР3.docx
@@ -860,9 +860,11 @@
         <w:spacing/>
         <w:ind/>
         <w:rPr>
-          <w:rFonts w:ascii="Times New Roman" w:hAnsi="Times New Roman" w:cs="Times New Roman"/>
+          <w:rFonts w:ascii="Times New Roman" w:hAnsi="Times New Roman" w:eastAsia="Times New Roman" w:cs="Times New Roman"/>
           <w:sz w:val="32"/>
           <w:szCs w:val="32"/>
+          <w:highlight w:val="none"/>
+          <w:lang w:val="ru-RU"/>
         </w:rPr>
       </w:pPr>
       <w:r>
@@ -943,6 +945,2215 @@
           </mc:Fallback>
         </mc:AlternateContent>
       </w:r>
+      <w:r>
+        <w:rPr>
+          <w:rFonts w:ascii="Times New Roman" w:hAnsi="Times New Roman" w:eastAsia="Times New Roman" w:cs="Times New Roman"/>
+          <w:sz w:val="32"/>
+          <w:szCs w:val="32"/>
+          <w:highlight w:val="none"/>
+          <w:lang w:val="ru-RU"/>
+        </w:rPr>
+      </w:r>
+      <w:r>
+        <w:rPr>
+          <w:rFonts w:ascii="Times New Roman" w:hAnsi="Times New Roman" w:eastAsia="Times New Roman" w:cs="Times New Roman"/>
+          <w:sz w:val="32"/>
+          <w:szCs w:val="32"/>
+          <w:highlight w:val="none"/>
+          <w:lang w:val="ru-RU"/>
+        </w:rPr>
+      </w:r>
+      <w:r>
+        <w:rPr>
+          <w:rFonts w:ascii="Times New Roman" w:hAnsi="Times New Roman" w:cs="Times New Roman"/>
+          <w:sz w:val="32"/>
+          <w:szCs w:val="32"/>
+        </w:rPr>
+      </w:r>
+    </w:p>
+    <w:p>
+      <w:pPr>
+        <w:pBdr/>
+        <w:spacing/>
+        <w:ind/>
+        <w:rPr>
+          <w:rFonts w:ascii="Times New Roman" w:hAnsi="Times New Roman" w:cs="Times New Roman"/>
+          <w:sz w:val="32"/>
+          <w:szCs w:val="32"/>
+        </w:rPr>
+      </w:pPr>
+      <w:r>
+        <w:rPr>
+          <w:rFonts w:ascii="Times New Roman" w:hAnsi="Times New Roman" w:cs="Times New Roman"/>
+          <w:sz w:val="32"/>
+          <w:szCs w:val="32"/>
+        </w:rPr>
+      </w:r>
+      <w:r>
+        <w:rPr>
+          <w:rFonts w:ascii="Times New Roman" w:hAnsi="Times New Roman" w:cs="Times New Roman"/>
+          <w:sz w:val="32"/>
+          <w:szCs w:val="32"/>
+        </w:rPr>
+      </w:r>
+      <w:r>
+        <w:rPr>
+          <w:rFonts w:ascii="Times New Roman" w:hAnsi="Times New Roman" w:cs="Times New Roman"/>
+          <w:sz w:val="32"/>
+          <w:szCs w:val="32"/>
+        </w:rPr>
+      </w:r>
+    </w:p>
+    <w:p>
+      <w:pPr>
+        <w:pBdr/>
+        <w:spacing/>
+        <w:ind/>
+        <w:rPr>
+          <w:rFonts w:ascii="Times New Roman" w:hAnsi="Times New Roman" w:cs="Times New Roman"/>
+          <w:sz w:val="32"/>
+          <w:szCs w:val="32"/>
+        </w:rPr>
+      </w:pPr>
+      <w:r>
+        <w:rPr>
+          <w:rFonts w:ascii="Times New Roman" w:hAnsi="Times New Roman" w:cs="Times New Roman"/>
+          <w:sz w:val="32"/>
+          <w:szCs w:val="32"/>
+        </w:rPr>
+      </w:r>
+      <w:r>
+        <w:rPr>
+          <w:rFonts w:ascii="Times New Roman" w:hAnsi="Times New Roman" w:cs="Times New Roman"/>
+          <w:sz w:val="32"/>
+          <w:szCs w:val="32"/>
+        </w:rPr>
+      </w:r>
+      <w:r>
+        <w:rPr>
+          <w:rFonts w:ascii="Times New Roman" w:hAnsi="Times New Roman" w:cs="Times New Roman"/>
+          <w:sz w:val="32"/>
+          <w:szCs w:val="32"/>
+        </w:rPr>
+      </w:r>
+    </w:p>
+    <w:p>
+      <w:pPr>
+        <w:pBdr/>
+        <w:spacing/>
+        <w:ind/>
+        <w:rPr>
+          <w:rFonts w:ascii="Times New Roman" w:hAnsi="Times New Roman" w:cs="Times New Roman"/>
+          <w:sz w:val="32"/>
+          <w:szCs w:val="32"/>
+        </w:rPr>
+      </w:pPr>
+      <w:r>
+        <w:rPr>
+          <w:rFonts w:ascii="Times New Roman" w:hAnsi="Times New Roman" w:cs="Times New Roman"/>
+          <w:sz w:val="32"/>
+          <w:szCs w:val="32"/>
+        </w:rPr>
+      </w:r>
+      <w:r>
+        <w:rPr>
+          <w:rFonts w:ascii="Times New Roman" w:hAnsi="Times New Roman" w:cs="Times New Roman"/>
+          <w:sz w:val="32"/>
+          <w:szCs w:val="32"/>
+        </w:rPr>
+      </w:r>
+      <w:r>
+        <w:rPr>
+          <w:rFonts w:ascii="Times New Roman" w:hAnsi="Times New Roman" w:cs="Times New Roman"/>
+          <w:sz w:val="32"/>
+          <w:szCs w:val="32"/>
+        </w:rPr>
+      </w:r>
+    </w:p>
+    <w:p>
+      <w:pPr>
+        <w:pBdr/>
+        <w:spacing/>
+        <w:ind/>
+        <w:rPr>
+          <w:rFonts w:ascii="Times New Roman" w:hAnsi="Times New Roman" w:cs="Times New Roman"/>
+          <w:sz w:val="32"/>
+          <w:szCs w:val="32"/>
+        </w:rPr>
+      </w:pPr>
+      <w:r>
+        <w:rPr>
+          <w:rFonts w:ascii="Times New Roman" w:hAnsi="Times New Roman" w:cs="Times New Roman"/>
+          <w:sz w:val="32"/>
+          <w:szCs w:val="32"/>
+        </w:rPr>
+      </w:r>
+      <w:r>
+        <w:rPr>
+          <w:rFonts w:ascii="Times New Roman" w:hAnsi="Times New Roman" w:cs="Times New Roman"/>
+          <w:sz w:val="32"/>
+          <w:szCs w:val="32"/>
+        </w:rPr>
+      </w:r>
+      <w:r>
+        <w:rPr>
+          <w:rFonts w:ascii="Times New Roman" w:hAnsi="Times New Roman" w:cs="Times New Roman"/>
+          <w:sz w:val="32"/>
+          <w:szCs w:val="32"/>
+        </w:rPr>
+      </w:r>
+    </w:p>
+    <w:p>
+      <w:pPr>
+        <w:pBdr/>
+        <w:spacing/>
+        <w:ind/>
+        <w:rPr>
+          <w:rFonts w:ascii="Times New Roman" w:hAnsi="Times New Roman" w:cs="Times New Roman"/>
+          <w:sz w:val="32"/>
+          <w:szCs w:val="32"/>
+        </w:rPr>
+      </w:pPr>
+      <w:r>
+        <w:rPr>
+          <w:rFonts w:ascii="Times New Roman" w:hAnsi="Times New Roman" w:cs="Times New Roman"/>
+          <w:sz w:val="32"/>
+          <w:szCs w:val="32"/>
+        </w:rPr>
+      </w:r>
+      <w:r>
+        <w:rPr>
+          <w:rFonts w:ascii="Times New Roman" w:hAnsi="Times New Roman" w:cs="Times New Roman"/>
+          <w:sz w:val="32"/>
+          <w:szCs w:val="32"/>
+        </w:rPr>
+      </w:r>
+      <w:r>
+        <w:rPr>
+          <w:rFonts w:ascii="Times New Roman" w:hAnsi="Times New Roman" w:cs="Times New Roman"/>
+          <w:sz w:val="32"/>
+          <w:szCs w:val="32"/>
+        </w:rPr>
+      </w:r>
+    </w:p>
+    <w:p>
+      <w:pPr>
+        <w:pBdr/>
+        <w:spacing/>
+        <w:ind/>
+        <w:rPr>
+          <w:rFonts w:ascii="Times New Roman" w:hAnsi="Times New Roman" w:cs="Times New Roman"/>
+          <w:sz w:val="32"/>
+          <w:szCs w:val="32"/>
+        </w:rPr>
+      </w:pPr>
+      <w:r>
+        <w:rPr>
+          <w:rFonts w:ascii="Times New Roman" w:hAnsi="Times New Roman" w:cs="Times New Roman"/>
+          <w:sz w:val="32"/>
+          <w:szCs w:val="32"/>
+        </w:rPr>
+      </w:r>
+      <w:r>
+        <w:rPr>
+          <w:rFonts w:ascii="Times New Roman" w:hAnsi="Times New Roman" w:cs="Times New Roman"/>
+          <w:sz w:val="32"/>
+          <w:szCs w:val="32"/>
+        </w:rPr>
+      </w:r>
+      <w:r>
+        <w:rPr>
+          <w:rFonts w:ascii="Times New Roman" w:hAnsi="Times New Roman" w:cs="Times New Roman"/>
+          <w:sz w:val="32"/>
+          <w:szCs w:val="32"/>
+        </w:rPr>
+      </w:r>
+    </w:p>
+    <w:p>
+      <w:pPr>
+        <w:pBdr/>
+        <w:spacing/>
+        <w:ind/>
+        <w:rPr>
+          <w:rFonts w:ascii="Times New Roman" w:hAnsi="Times New Roman" w:cs="Times New Roman"/>
+          <w:sz w:val="32"/>
+          <w:szCs w:val="32"/>
+        </w:rPr>
+      </w:pPr>
+      <w:r>
+        <w:rPr>
+          <w:rFonts w:ascii="Times New Roman" w:hAnsi="Times New Roman" w:cs="Times New Roman"/>
+          <w:sz w:val="32"/>
+          <w:szCs w:val="32"/>
+        </w:rPr>
+      </w:r>
+      <w:r>
+        <w:rPr>
+          <w:rFonts w:ascii="Times New Roman" w:hAnsi="Times New Roman" w:cs="Times New Roman"/>
+          <w:sz w:val="32"/>
+          <w:szCs w:val="32"/>
+        </w:rPr>
+      </w:r>
+      <w:r>
+        <w:rPr>
+          <w:rFonts w:ascii="Times New Roman" w:hAnsi="Times New Roman" w:cs="Times New Roman"/>
+          <w:sz w:val="32"/>
+          <w:szCs w:val="32"/>
+        </w:rPr>
+      </w:r>
+    </w:p>
+    <w:p>
+      <w:pPr>
+        <w:pBdr/>
+        <w:spacing/>
+        <w:ind/>
+        <w:rPr>
+          <w:rFonts w:ascii="Times New Roman" w:hAnsi="Times New Roman" w:eastAsia="Times New Roman" w:cs="Times New Roman"/>
+          <w:sz w:val="32"/>
+          <w:szCs w:val="32"/>
+          <w:highlight w:val="none"/>
+          <w:lang w:val="ru-RU"/>
+        </w:rPr>
+      </w:pPr>
+      <w:r>
+        <w:rPr>
+          <w:rFonts w:ascii="Times New Roman" w:hAnsi="Times New Roman" w:eastAsia="Times New Roman" w:cs="Times New Roman"/>
+          <w:sz w:val="32"/>
+          <w:szCs w:val="32"/>
+          <w:highlight w:val="none"/>
+          <w:lang w:val="ru-RU"/>
+        </w:rPr>
+        <w:t xml:space="preserve">Баг №3</w:t>
+      </w:r>
+      <w:r>
+        <w:rPr>
+          <w:rFonts w:ascii="Times New Roman" w:hAnsi="Times New Roman" w:eastAsia="Times New Roman" w:cs="Times New Roman"/>
+          <w:sz w:val="32"/>
+          <w:szCs w:val="32"/>
+          <w:highlight w:val="none"/>
+          <w:lang w:val="ru-RU"/>
+        </w:rPr>
+      </w:r>
+    </w:p>
+    <w:p>
+      <w:pPr>
+        <w:pBdr/>
+        <w:spacing/>
+        <w:ind/>
+        <w:rPr>
+          <w:rFonts w:ascii="Times New Roman" w:hAnsi="Times New Roman" w:eastAsia="Times New Roman" w:cs="Times New Roman"/>
+          <w:sz w:val="32"/>
+          <w:szCs w:val="32"/>
+          <w:highlight w:val="none"/>
+          <w:lang w:val="ru-RU"/>
+        </w:rPr>
+      </w:pPr>
+      <w:r>
+        <w:rPr>
+          <w:rFonts w:ascii="Times New Roman" w:hAnsi="Times New Roman" w:eastAsia="Times New Roman" w:cs="Times New Roman"/>
+          <w:sz w:val="32"/>
+          <w:szCs w:val="32"/>
+          <w:highlight w:val="none"/>
+          <w:lang w:val="ru-RU" w:bidi="ru-RU"/>
+        </w:rPr>
+        <w:t xml:space="preserve">Проверка аудитории на доступность.</w:t>
+      </w:r>
+      <w:r>
+        <w:rPr>
+          <w:rFonts w:ascii="Times New Roman" w:hAnsi="Times New Roman" w:eastAsia="Times New Roman" w:cs="Times New Roman"/>
+          <w:sz w:val="32"/>
+          <w:szCs w:val="32"/>
+          <w:highlight w:val="none"/>
+          <w:lang w:val="ru-RU" w:bidi="ru-RU"/>
+        </w:rPr>
+      </w:r>
+      <w:r>
+        <w:rPr>
+          <w:rFonts w:ascii="Times New Roman" w:hAnsi="Times New Roman" w:eastAsia="Times New Roman" w:cs="Times New Roman"/>
+          <w:sz w:val="32"/>
+          <w:szCs w:val="32"/>
+          <w:highlight w:val="none"/>
+          <w:lang w:val="ru-RU"/>
+        </w:rPr>
+      </w:r>
+    </w:p>
+    <w:p>
+      <w:pPr>
+        <w:pBdr/>
+        <w:spacing/>
+        <w:ind/>
+        <w:rPr>
+          <w:rFonts w:ascii="Times New Roman" w:hAnsi="Times New Roman" w:eastAsia="Times New Roman" w:cs="Times New Roman"/>
+          <w:sz w:val="32"/>
+          <w:szCs w:val="32"/>
+          <w:highlight w:val="none"/>
+          <w:lang w:val="ru-RU" w:bidi="ru-RU"/>
+        </w:rPr>
+      </w:pPr>
+      <w:r>
+        <w:rPr>
+          <w:rFonts w:ascii="Times New Roman" w:hAnsi="Times New Roman" w:eastAsia="Times New Roman" w:cs="Times New Roman"/>
+          <w:sz w:val="32"/>
+          <w:szCs w:val="32"/>
+          <w:highlight w:val="none"/>
+          <w:lang w:val="ru-RU" w:bidi="ru-RU"/>
+        </w:rPr>
+      </w:r>
+      <w:r>
+        <mc:AlternateContent>
+          <mc:Choice Requires="wpg">
+            <w:drawing>
+              <wp:inline xmlns:wp="http://schemas.openxmlformats.org/drawingml/2006/wordprocessingDrawing" distT="0" distB="0" distL="0" distR="0">
+                <wp:extent cx="5940425" cy="2476890"/>
+                <wp:effectExtent l="0" t="0" r="0" b="0"/>
+                <wp:docPr id="7" name=""/>
+                <wp:cNvGraphicFramePr>
+                  <a:graphicFrameLocks xmlns:a="http://schemas.openxmlformats.org/drawingml/2006/main" noChangeAspect="1"/>
+                </wp:cNvGraphicFramePr>
+                <a:graphic xmlns:a="http://schemas.openxmlformats.org/drawingml/2006/main">
+                  <a:graphicData uri="http://schemas.openxmlformats.org/drawingml/2006/picture">
+                    <pic:pic xmlns:pic="http://schemas.openxmlformats.org/drawingml/2006/picture">
+                      <pic:nvPicPr>
+                        <pic:cNvPr id="912296041" name=""/>
+                        <pic:cNvPicPr>
+                          <a:picLocks noChangeAspect="1"/>
+                        </pic:cNvPicPr>
+                        <pic:nvPr/>
+                      </pic:nvPicPr>
+                      <pic:blipFill rotWithShape="1">
+                        <a:blip r:embed="rId14"/>
+                        <a:stretch/>
+                      </pic:blipFill>
+                      <pic:spPr bwMode="auto">
+                        <a:xfrm>
+                          <a:off x="0" y="0"/>
+                          <a:ext cx="5940424" cy="2476890"/>
+                        </a:xfrm>
+                        <a:prstGeom prst="rect">
+                          <a:avLst/>
+                        </a:prstGeom>
+                      </pic:spPr>
+                    </pic:pic>
+                  </a:graphicData>
+                </a:graphic>
+              </wp:inline>
+            </w:drawing>
+          </mc:Choice>
+          <mc:Fallback>
+            <w:pict>
+              <v:shapetype id="_x0000_t75" coordsize="21600,21600" o:spt="75" o:preferrelative="t" path="m@4@5l@4@11@9@11@9@5xe" filled="f" stroked="f">
+                <v:stroke joinstyle="miter"/>
+                <v:formulas>
+                  <v:f eqn="if lineDrawn pixelLineWidth 0"/>
+                  <v:f eqn="sum @0 1 0"/>
+                  <v:f eqn="sum 0 0 @1"/>
+                  <v:f eqn="prod @2 1 2"/>
+                  <v:f eqn="prod @3 21600 pixelWidth"/>
+                  <v:f eqn="prod @3 21600 pixelHeight"/>
+                  <v:f eqn="sum @0 0 1"/>
+                  <v:f eqn="prod @6 1 2"/>
+                  <v:f eqn="prod @7 21600 pixelWidth"/>
+                  <v:f eqn="sum @8 21600 0"/>
+                  <v:f eqn="prod @7 21600 pixelHeight"/>
+                  <v:f eqn="sum @10 21600 0"/>
+                </v:formulas>
+                <v:path o:extrusionok="f" gradientshapeok="t" o:connecttype="rect"/>
+                <o:lock v:ext="edit" aspectratio="t"/>
+              </v:shapetype>
+              <v:shape id="_x0000_i6" o:spid="_x0000_s6" type="#_x0000_t75" style="width:467.75pt;height:195.03pt;mso-wrap-distance-left:0.00pt;mso-wrap-distance-top:0.00pt;mso-wrap-distance-right:0.00pt;mso-wrap-distance-bottom:0.00pt;z-index:1;" stroked="false">
+                <v:imagedata r:id="rId14" o:title=""/>
+                <o:lock v:ext="edit" rotation="t"/>
+              </v:shape>
+            </w:pict>
+          </mc:Fallback>
+        </mc:AlternateContent>
+      </w:r>
+      <w:r>
+        <w:rPr>
+          <w:rFonts w:ascii="Times New Roman" w:hAnsi="Times New Roman" w:eastAsia="Times New Roman" w:cs="Times New Roman"/>
+          <w:sz w:val="32"/>
+          <w:szCs w:val="32"/>
+          <w:highlight w:val="none"/>
+          <w:lang w:val="ru-RU" w:bidi="ru-RU"/>
+        </w:rPr>
+      </w:r>
+      <w:r>
+        <w:rPr>
+          <w:rFonts w:ascii="Times New Roman" w:hAnsi="Times New Roman" w:eastAsia="Times New Roman" w:cs="Times New Roman"/>
+          <w:sz w:val="32"/>
+          <w:szCs w:val="32"/>
+          <w:highlight w:val="none"/>
+          <w:lang w:val="ru-RU" w:bidi="ru-RU"/>
+        </w:rPr>
+      </w:r>
+      <w:r>
+        <w:rPr>
+          <w:rFonts w:ascii="Times New Roman" w:hAnsi="Times New Roman" w:eastAsia="Times New Roman" w:cs="Times New Roman"/>
+          <w:sz w:val="32"/>
+          <w:szCs w:val="32"/>
+          <w:highlight w:val="none"/>
+          <w:lang w:val="ru-RU"/>
+        </w:rPr>
+      </w:r>
+    </w:p>
+    <w:p>
+      <w:pPr>
+        <w:pBdr/>
+        <w:spacing/>
+        <w:ind/>
+        <w:rPr>
+          <w:rFonts w:ascii="Times New Roman" w:hAnsi="Times New Roman" w:eastAsia="Times New Roman" w:cs="Times New Roman"/>
+          <w:sz w:val="32"/>
+          <w:szCs w:val="32"/>
+          <w:highlight w:val="none"/>
+          <w:lang w:val="ru-RU" w:bidi="ru-RU"/>
+        </w:rPr>
+      </w:pPr>
+      <w:r>
+        <w:rPr>
+          <w:rFonts w:ascii="Times New Roman" w:hAnsi="Times New Roman" w:eastAsia="Times New Roman" w:cs="Times New Roman"/>
+          <w:sz w:val="32"/>
+          <w:szCs w:val="32"/>
+          <w:highlight w:val="none"/>
+          <w:lang w:val="ru-RU" w:bidi="ru-RU"/>
+        </w:rPr>
+        <w:t xml:space="preserve">Нерабочий код:</w:t>
+      </w:r>
+      <w:r>
+        <w:rPr>
+          <w:rFonts w:ascii="Times New Roman" w:hAnsi="Times New Roman" w:eastAsia="Times New Roman" w:cs="Times New Roman"/>
+          <w:sz w:val="32"/>
+          <w:szCs w:val="32"/>
+          <w:highlight w:val="none"/>
+          <w:lang w:val="ru-RU"/>
+        </w:rPr>
+      </w:r>
+    </w:p>
+    <w:p>
+      <w:pPr>
+        <w:pBdr/>
+        <w:spacing/>
+        <w:ind/>
+        <w:rPr>
+          <w:rFonts w:ascii="Times New Roman" w:hAnsi="Times New Roman" w:eastAsia="Times New Roman" w:cs="Times New Roman"/>
+          <w:sz w:val="32"/>
+          <w:szCs w:val="32"/>
+          <w:highlight w:val="none"/>
+          <w:lang w:val="ru-RU"/>
+        </w:rPr>
+      </w:pPr>
+      <w:r>
+        <w:rPr>
+          <w:rFonts w:ascii="Times New Roman" w:hAnsi="Times New Roman" w:eastAsia="Times New Roman" w:cs="Times New Roman"/>
+          <w:sz w:val="32"/>
+          <w:szCs w:val="32"/>
+          <w:highlight w:val="none"/>
+          <w:lang w:val="ru-RU" w:bidi="ru-RU"/>
+        </w:rPr>
+      </w:r>
+      <w:r>
+        <mc:AlternateContent>
+          <mc:Choice Requires="wpg">
+            <w:drawing>
+              <wp:inline xmlns:wp="http://schemas.openxmlformats.org/drawingml/2006/wordprocessingDrawing" distT="0" distB="0" distL="0" distR="0">
+                <wp:extent cx="5940425" cy="1135609"/>
+                <wp:effectExtent l="0" t="0" r="0" b="0"/>
+                <wp:docPr id="8" name=""/>
+                <wp:cNvGraphicFramePr>
+                  <a:graphicFrameLocks xmlns:a="http://schemas.openxmlformats.org/drawingml/2006/main" noChangeAspect="1"/>
+                </wp:cNvGraphicFramePr>
+                <a:graphic xmlns:a="http://schemas.openxmlformats.org/drawingml/2006/main">
+                  <a:graphicData uri="http://schemas.openxmlformats.org/drawingml/2006/picture">
+                    <pic:pic xmlns:pic="http://schemas.openxmlformats.org/drawingml/2006/picture">
+                      <pic:nvPicPr>
+                        <pic:cNvPr id="1807819473" name=""/>
+                        <pic:cNvPicPr>
+                          <a:picLocks noChangeAspect="1"/>
+                        </pic:cNvPicPr>
+                        <pic:nvPr/>
+                      </pic:nvPicPr>
+                      <pic:blipFill rotWithShape="1">
+                        <a:blip r:embed="rId15"/>
+                        <a:stretch/>
+                      </pic:blipFill>
+                      <pic:spPr bwMode="auto">
+                        <a:xfrm>
+                          <a:off x="0" y="0"/>
+                          <a:ext cx="5940424" cy="1135608"/>
+                        </a:xfrm>
+                        <a:prstGeom prst="rect">
+                          <a:avLst/>
+                        </a:prstGeom>
+                      </pic:spPr>
+                    </pic:pic>
+                  </a:graphicData>
+                </a:graphic>
+              </wp:inline>
+            </w:drawing>
+          </mc:Choice>
+          <mc:Fallback>
+            <w:pict>
+              <v:shapetype id="_x0000_t75" coordsize="21600,21600" o:spt="75" o:preferrelative="t" path="m@4@5l@4@11@9@11@9@5xe" filled="f" stroked="f">
+                <v:stroke joinstyle="miter"/>
+                <v:formulas>
+                  <v:f eqn="if lineDrawn pixelLineWidth 0"/>
+                  <v:f eqn="sum @0 1 0"/>
+                  <v:f eqn="sum 0 0 @1"/>
+                  <v:f eqn="prod @2 1 2"/>
+                  <v:f eqn="prod @3 21600 pixelWidth"/>
+                  <v:f eqn="prod @3 21600 pixelHeight"/>
+                  <v:f eqn="sum @0 0 1"/>
+                  <v:f eqn="prod @6 1 2"/>
+                  <v:f eqn="prod @7 21600 pixelWidth"/>
+                  <v:f eqn="sum @8 21600 0"/>
+                  <v:f eqn="prod @7 21600 pixelHeight"/>
+                  <v:f eqn="sum @10 21600 0"/>
+                </v:formulas>
+                <v:path o:extrusionok="f" gradientshapeok="t" o:connecttype="rect"/>
+                <o:lock v:ext="edit" aspectratio="t"/>
+              </v:shapetype>
+              <v:shape id="_x0000_i7" o:spid="_x0000_s7" type="#_x0000_t75" style="width:467.75pt;height:89.42pt;mso-wrap-distance-left:0.00pt;mso-wrap-distance-top:0.00pt;mso-wrap-distance-right:0.00pt;mso-wrap-distance-bottom:0.00pt;z-index:1;" stroked="false">
+                <v:imagedata r:id="rId15" o:title=""/>
+                <o:lock v:ext="edit" rotation="t"/>
+              </v:shape>
+            </w:pict>
+          </mc:Fallback>
+        </mc:AlternateContent>
+      </w:r>
+      <w:r>
+        <w:rPr>
+          <w:rFonts w:ascii="Times New Roman" w:hAnsi="Times New Roman" w:eastAsia="Times New Roman" w:cs="Times New Roman"/>
+          <w:sz w:val="32"/>
+          <w:szCs w:val="32"/>
+          <w:highlight w:val="none"/>
+          <w:lang w:val="ru-RU" w:bidi="ru-RU"/>
+        </w:rPr>
+      </w:r>
+      <w:r>
+        <w:rPr>
+          <w:rFonts w:ascii="Times New Roman" w:hAnsi="Times New Roman" w:eastAsia="Times New Roman" w:cs="Times New Roman"/>
+          <w:sz w:val="32"/>
+          <w:szCs w:val="32"/>
+          <w:highlight w:val="none"/>
+          <w:lang w:val="ru-RU" w:bidi="ru-RU"/>
+        </w:rPr>
+      </w:r>
+      <w:r>
+        <w:rPr>
+          <w:rFonts w:ascii="Times New Roman" w:hAnsi="Times New Roman" w:eastAsia="Times New Roman" w:cs="Times New Roman"/>
+          <w:sz w:val="32"/>
+          <w:szCs w:val="32"/>
+          <w:highlight w:val="none"/>
+          <w:lang w:val="ru-RU" w:bidi="ru-RU"/>
+        </w:rPr>
+      </w:r>
+    </w:p>
+    <w:p>
+      <w:pPr>
+        <w:pBdr/>
+        <w:spacing/>
+        <w:ind/>
+        <w:rPr>
+          <w:rFonts w:ascii="Times New Roman" w:hAnsi="Times New Roman" w:eastAsia="Times New Roman" w:cs="Times New Roman"/>
+          <w:sz w:val="32"/>
+          <w:szCs w:val="32"/>
+          <w:highlight w:val="none"/>
+          <w:lang w:val="ru-RU"/>
+        </w:rPr>
+      </w:pPr>
+      <w:r>
+        <w:rPr>
+          <w:rFonts w:ascii="Times New Roman" w:hAnsi="Times New Roman" w:eastAsia="Times New Roman" w:cs="Times New Roman"/>
+          <w:sz w:val="32"/>
+          <w:szCs w:val="32"/>
+          <w:highlight w:val="none"/>
+          <w:lang w:val="ru-RU"/>
+        </w:rPr>
+      </w:r>
+      <w:r>
+        <w:rPr>
+          <w:rFonts w:ascii="Times New Roman" w:hAnsi="Times New Roman" w:eastAsia="Times New Roman" w:cs="Times New Roman"/>
+          <w:sz w:val="32"/>
+          <w:szCs w:val="32"/>
+          <w:highlight w:val="none"/>
+          <w:lang w:val="ru-RU"/>
+        </w:rPr>
+      </w:r>
+      <w:r>
+        <mc:AlternateContent>
+          <mc:Choice Requires="wpg">
+            <w:drawing>
+              <wp:inline xmlns:wp="http://schemas.openxmlformats.org/drawingml/2006/wordprocessingDrawing" distT="0" distB="0" distL="0" distR="0">
+                <wp:extent cx="5940425" cy="240680"/>
+                <wp:effectExtent l="0" t="0" r="0" b="0"/>
+                <wp:docPr id="9" name=""/>
+                <wp:cNvGraphicFramePr>
+                  <a:graphicFrameLocks xmlns:a="http://schemas.openxmlformats.org/drawingml/2006/main" noChangeAspect="1"/>
+                </wp:cNvGraphicFramePr>
+                <a:graphic xmlns:a="http://schemas.openxmlformats.org/drawingml/2006/main">
+                  <a:graphicData uri="http://schemas.openxmlformats.org/drawingml/2006/picture">
+                    <pic:pic xmlns:pic="http://schemas.openxmlformats.org/drawingml/2006/picture">
+                      <pic:nvPicPr>
+                        <pic:cNvPr id="2092649539" name=""/>
+                        <pic:cNvPicPr>
+                          <a:picLocks noChangeAspect="1"/>
+                        </pic:cNvPicPr>
+                        <pic:nvPr/>
+                      </pic:nvPicPr>
+                      <pic:blipFill rotWithShape="1">
+                        <a:blip r:embed="rId16"/>
+                        <a:stretch/>
+                      </pic:blipFill>
+                      <pic:spPr bwMode="auto">
+                        <a:xfrm>
+                          <a:off x="0" y="0"/>
+                          <a:ext cx="5940424" cy="240680"/>
+                        </a:xfrm>
+                        <a:prstGeom prst="rect">
+                          <a:avLst/>
+                        </a:prstGeom>
+                      </pic:spPr>
+                    </pic:pic>
+                  </a:graphicData>
+                </a:graphic>
+              </wp:inline>
+            </w:drawing>
+          </mc:Choice>
+          <mc:Fallback>
+            <w:pict>
+              <v:shapetype id="_x0000_t75" coordsize="21600,21600" o:spt="75" o:preferrelative="t" path="m@4@5l@4@11@9@11@9@5xe" filled="f" stroked="f">
+                <v:stroke joinstyle="miter"/>
+                <v:formulas>
+                  <v:f eqn="if lineDrawn pixelLineWidth 0"/>
+                  <v:f eqn="sum @0 1 0"/>
+                  <v:f eqn="sum 0 0 @1"/>
+                  <v:f eqn="prod @2 1 2"/>
+                  <v:f eqn="prod @3 21600 pixelWidth"/>
+                  <v:f eqn="prod @3 21600 pixelHeight"/>
+                  <v:f eqn="sum @0 0 1"/>
+                  <v:f eqn="prod @6 1 2"/>
+                  <v:f eqn="prod @7 21600 pixelWidth"/>
+                  <v:f eqn="sum @8 21600 0"/>
+                  <v:f eqn="prod @7 21600 pixelHeight"/>
+                  <v:f eqn="sum @10 21600 0"/>
+                </v:formulas>
+                <v:path o:extrusionok="f" gradientshapeok="t" o:connecttype="rect"/>
+                <o:lock v:ext="edit" aspectratio="t"/>
+              </v:shapetype>
+              <v:shape id="_x0000_i8" o:spid="_x0000_s8" type="#_x0000_t75" style="width:467.75pt;height:18.95pt;mso-wrap-distance-left:0.00pt;mso-wrap-distance-top:0.00pt;mso-wrap-distance-right:0.00pt;mso-wrap-distance-bottom:0.00pt;z-index:1;" stroked="false">
+                <v:imagedata r:id="rId16" o:title=""/>
+                <o:lock v:ext="edit" rotation="t"/>
+              </v:shape>
+            </w:pict>
+          </mc:Fallback>
+        </mc:AlternateContent>
+      </w:r>
+      <w:r>
+        <w:rPr>
+          <w:rFonts w:ascii="Times New Roman" w:hAnsi="Times New Roman" w:eastAsia="Times New Roman" w:cs="Times New Roman"/>
+          <w:sz w:val="32"/>
+          <w:szCs w:val="32"/>
+          <w:highlight w:val="none"/>
+          <w:lang w:val="ru-RU"/>
+        </w:rPr>
+      </w:r>
+      <w:r>
+        <w:rPr>
+          <w:rFonts w:ascii="Times New Roman" w:hAnsi="Times New Roman" w:eastAsia="Times New Roman" w:cs="Times New Roman"/>
+          <w:sz w:val="32"/>
+          <w:szCs w:val="32"/>
+          <w:highlight w:val="none"/>
+          <w:lang w:val="ru-RU"/>
+        </w:rPr>
+      </w:r>
+    </w:p>
+    <w:p>
+      <w:pPr>
+        <w:pBdr/>
+        <w:spacing/>
+        <w:ind/>
+        <w:rPr>
+          <w:rFonts w:ascii="Times New Roman" w:hAnsi="Times New Roman" w:eastAsia="Times New Roman" w:cs="Times New Roman"/>
+          <w:sz w:val="32"/>
+          <w:szCs w:val="32"/>
+          <w:highlight w:val="none"/>
+          <w:lang w:val="ru-RU" w:bidi="ru-RU"/>
+        </w:rPr>
+      </w:pPr>
+      <w:r>
+        <w:rPr>
+          <w:rFonts w:ascii="Times New Roman" w:hAnsi="Times New Roman" w:eastAsia="Times New Roman" w:cs="Times New Roman"/>
+          <w:sz w:val="32"/>
+          <w:szCs w:val="32"/>
+          <w:highlight w:val="none"/>
+          <w:lang w:val="ru-RU" w:bidi="ru-RU"/>
+        </w:rPr>
+        <w:t xml:space="preserve">Рабочий:</w:t>
+      </w:r>
+      <w:r>
+        <w:rPr>
+          <w:rFonts w:ascii="Times New Roman" w:hAnsi="Times New Roman" w:eastAsia="Times New Roman" w:cs="Times New Roman"/>
+          <w:sz w:val="32"/>
+          <w:szCs w:val="32"/>
+          <w:highlight w:val="none"/>
+          <w:lang w:val="ru-RU"/>
+        </w:rPr>
+      </w:r>
+    </w:p>
+    <w:p>
+      <w:pPr>
+        <w:pBdr/>
+        <w:spacing/>
+        <w:ind/>
+        <w:rPr>
+          <w:rFonts w:ascii="Times New Roman" w:hAnsi="Times New Roman" w:eastAsia="Times New Roman" w:cs="Times New Roman"/>
+          <w:sz w:val="32"/>
+          <w:szCs w:val="32"/>
+          <w:highlight w:val="none"/>
+          <w:lang w:val="ru-RU" w:bidi="ru-RU"/>
+        </w:rPr>
+      </w:pPr>
+      <w:r>
+        <w:rPr>
+          <w:rFonts w:ascii="Times New Roman" w:hAnsi="Times New Roman" w:eastAsia="Times New Roman" w:cs="Times New Roman"/>
+          <w:sz w:val="32"/>
+          <w:szCs w:val="32"/>
+          <w:highlight w:val="none"/>
+          <w:lang w:val="ru-RU" w:bidi="ru-RU"/>
+        </w:rPr>
+      </w:r>
+      <w:r>
+        <w:rPr>
+          <w:rFonts w:ascii="Times New Roman" w:hAnsi="Times New Roman" w:eastAsia="Times New Roman" w:cs="Times New Roman"/>
+          <w:sz w:val="32"/>
+          <w:szCs w:val="32"/>
+          <w:highlight w:val="none"/>
+          <w:lang w:val="ru-RU" w:bidi="ru-RU"/>
+        </w:rPr>
+      </w:r>
+      <w:r>
+        <mc:AlternateContent>
+          <mc:Choice Requires="wpg">
+            <w:drawing>
+              <wp:inline xmlns:wp="http://schemas.openxmlformats.org/drawingml/2006/wordprocessingDrawing" distT="0" distB="0" distL="0" distR="0">
+                <wp:extent cx="5940425" cy="1020117"/>
+                <wp:effectExtent l="0" t="0" r="0" b="0"/>
+                <wp:docPr id="10" name=""/>
+                <wp:cNvGraphicFramePr>
+                  <a:graphicFrameLocks xmlns:a="http://schemas.openxmlformats.org/drawingml/2006/main" noChangeAspect="1"/>
+                </wp:cNvGraphicFramePr>
+                <a:graphic xmlns:a="http://schemas.openxmlformats.org/drawingml/2006/main">
+                  <a:graphicData uri="http://schemas.openxmlformats.org/drawingml/2006/picture">
+                    <pic:pic xmlns:pic="http://schemas.openxmlformats.org/drawingml/2006/picture">
+                      <pic:nvPicPr>
+                        <pic:cNvPr id="1198165999" name=""/>
+                        <pic:cNvPicPr>
+                          <a:picLocks noChangeAspect="1"/>
+                        </pic:cNvPicPr>
+                        <pic:nvPr/>
+                      </pic:nvPicPr>
+                      <pic:blipFill rotWithShape="1">
+                        <a:blip r:embed="rId17"/>
+                        <a:stretch/>
+                      </pic:blipFill>
+                      <pic:spPr bwMode="auto">
+                        <a:xfrm>
+                          <a:off x="0" y="0"/>
+                          <a:ext cx="5940424" cy="1020117"/>
+                        </a:xfrm>
+                        <a:prstGeom prst="rect">
+                          <a:avLst/>
+                        </a:prstGeom>
+                      </pic:spPr>
+                    </pic:pic>
+                  </a:graphicData>
+                </a:graphic>
+              </wp:inline>
+            </w:drawing>
+          </mc:Choice>
+          <mc:Fallback>
+            <w:pict>
+              <v:shapetype id="_x0000_t75" coordsize="21600,21600" o:spt="75" o:preferrelative="t" path="m@4@5l@4@11@9@11@9@5xe" filled="f" stroked="f">
+                <v:stroke joinstyle="miter"/>
+                <v:formulas>
+                  <v:f eqn="if lineDrawn pixelLineWidth 0"/>
+                  <v:f eqn="sum @0 1 0"/>
+                  <v:f eqn="sum 0 0 @1"/>
+                  <v:f eqn="prod @2 1 2"/>
+                  <v:f eqn="prod @3 21600 pixelWidth"/>
+                  <v:f eqn="prod @3 21600 pixelHeight"/>
+                  <v:f eqn="sum @0 0 1"/>
+                  <v:f eqn="prod @6 1 2"/>
+                  <v:f eqn="prod @7 21600 pixelWidth"/>
+                  <v:f eqn="sum @8 21600 0"/>
+                  <v:f eqn="prod @7 21600 pixelHeight"/>
+                  <v:f eqn="sum @10 21600 0"/>
+                </v:formulas>
+                <v:path o:extrusionok="f" gradientshapeok="t" o:connecttype="rect"/>
+                <o:lock v:ext="edit" aspectratio="t"/>
+              </v:shapetype>
+              <v:shape id="_x0000_i9" o:spid="_x0000_s9" type="#_x0000_t75" style="width:467.75pt;height:80.32pt;mso-wrap-distance-left:0.00pt;mso-wrap-distance-top:0.00pt;mso-wrap-distance-right:0.00pt;mso-wrap-distance-bottom:0.00pt;z-index:1;" stroked="false">
+                <v:imagedata r:id="rId17" o:title=""/>
+                <o:lock v:ext="edit" rotation="t"/>
+              </v:shape>
+            </w:pict>
+          </mc:Fallback>
+        </mc:AlternateContent>
+      </w:r>
+      <w:r>
+        <w:rPr>
+          <w:rFonts w:ascii="Times New Roman" w:hAnsi="Times New Roman" w:eastAsia="Times New Roman" w:cs="Times New Roman"/>
+          <w:sz w:val="32"/>
+          <w:szCs w:val="32"/>
+          <w:highlight w:val="none"/>
+          <w:lang w:val="ru-RU" w:bidi="ru-RU"/>
+        </w:rPr>
+      </w:r>
+      <w:r>
+        <w:rPr>
+          <w:rFonts w:ascii="Times New Roman" w:hAnsi="Times New Roman" w:eastAsia="Times New Roman" w:cs="Times New Roman"/>
+          <w:sz w:val="32"/>
+          <w:szCs w:val="32"/>
+          <w:highlight w:val="none"/>
+          <w:lang w:val="ru-RU"/>
+        </w:rPr>
+      </w:r>
+    </w:p>
+    <w:p>
+      <w:pPr>
+        <w:pBdr/>
+        <w:spacing/>
+        <w:ind/>
+        <w:rPr>
+          <w:rFonts w:ascii="Times New Roman" w:hAnsi="Times New Roman" w:eastAsia="Times New Roman" w:cs="Times New Roman"/>
+          <w:sz w:val="32"/>
+          <w:szCs w:val="32"/>
+          <w:highlight w:val="none"/>
+          <w:lang w:val="ru-RU"/>
+        </w:rPr>
+      </w:pPr>
+      <w:r>
+        <w:rPr>
+          <w:rFonts w:ascii="Times New Roman" w:hAnsi="Times New Roman" w:eastAsia="Times New Roman" w:cs="Times New Roman"/>
+          <w:sz w:val="32"/>
+          <w:szCs w:val="32"/>
+          <w:highlight w:val="none"/>
+          <w:lang w:val="ru-RU"/>
+        </w:rPr>
+      </w:r>
+      <w:r>
+        <w:rPr>
+          <w:rFonts w:ascii="Times New Roman" w:hAnsi="Times New Roman" w:eastAsia="Times New Roman" w:cs="Times New Roman"/>
+          <w:sz w:val="32"/>
+          <w:szCs w:val="32"/>
+          <w:highlight w:val="none"/>
+          <w:lang w:val="ru-RU"/>
+        </w:rPr>
+      </w:r>
+      <w:r>
+        <w:rPr>
+          <w:rFonts w:ascii="Times New Roman" w:hAnsi="Times New Roman" w:eastAsia="Times New Roman" w:cs="Times New Roman"/>
+          <w:sz w:val="32"/>
+          <w:szCs w:val="32"/>
+          <w:highlight w:val="none"/>
+          <w:lang w:val="ru-RU"/>
+        </w:rPr>
+      </w:r>
+    </w:p>
+    <w:p>
+      <w:pPr>
+        <w:pBdr/>
+        <w:spacing/>
+        <w:ind/>
+        <w:rPr>
+          <w:rFonts w:ascii="Times New Roman" w:hAnsi="Times New Roman" w:eastAsia="Times New Roman" w:cs="Times New Roman"/>
+          <w:sz w:val="32"/>
+          <w:szCs w:val="32"/>
+          <w:highlight w:val="none"/>
+          <w:lang w:val="ru-RU"/>
+        </w:rPr>
+      </w:pPr>
+      <w:r>
+        <w:rPr>
+          <w:rFonts w:ascii="Times New Roman" w:hAnsi="Times New Roman" w:eastAsia="Times New Roman" w:cs="Times New Roman"/>
+          <w:sz w:val="32"/>
+          <w:szCs w:val="32"/>
+          <w:highlight w:val="none"/>
+          <w:lang w:val="ru-RU"/>
+        </w:rPr>
+      </w:r>
+      <w:r>
+        <w:rPr>
+          <w:rFonts w:ascii="Times New Roman" w:hAnsi="Times New Roman" w:eastAsia="Times New Roman" w:cs="Times New Roman"/>
+          <w:sz w:val="32"/>
+          <w:szCs w:val="32"/>
+          <w:highlight w:val="none"/>
+          <w:lang w:val="ru-RU"/>
+        </w:rPr>
+      </w:r>
+      <w:r>
+        <w:rPr>
+          <w:rFonts w:ascii="Times New Roman" w:hAnsi="Times New Roman" w:eastAsia="Times New Roman" w:cs="Times New Roman"/>
+          <w:sz w:val="32"/>
+          <w:szCs w:val="32"/>
+          <w:highlight w:val="none"/>
+          <w:lang w:val="ru-RU"/>
+        </w:rPr>
+      </w:r>
+    </w:p>
+    <w:p>
+      <w:pPr>
+        <w:pBdr/>
+        <w:spacing/>
+        <w:ind/>
+        <w:rPr>
+          <w:rFonts w:ascii="Times New Roman" w:hAnsi="Times New Roman" w:eastAsia="Times New Roman" w:cs="Times New Roman"/>
+          <w:sz w:val="32"/>
+          <w:szCs w:val="32"/>
+          <w:highlight w:val="none"/>
+          <w:lang w:val="ru-RU"/>
+        </w:rPr>
+      </w:pPr>
+      <w:r>
+        <w:rPr>
+          <w:rFonts w:ascii="Times New Roman" w:hAnsi="Times New Roman" w:eastAsia="Times New Roman" w:cs="Times New Roman"/>
+          <w:sz w:val="32"/>
+          <w:szCs w:val="32"/>
+          <w:highlight w:val="none"/>
+          <w:lang w:val="ru-RU"/>
+        </w:rPr>
+      </w:r>
+      <w:r>
+        <w:rPr>
+          <w:rFonts w:ascii="Times New Roman" w:hAnsi="Times New Roman" w:eastAsia="Times New Roman" w:cs="Times New Roman"/>
+          <w:sz w:val="32"/>
+          <w:szCs w:val="32"/>
+          <w:highlight w:val="none"/>
+          <w:lang w:val="ru-RU"/>
+        </w:rPr>
+      </w:r>
+      <w:r>
+        <w:rPr>
+          <w:rFonts w:ascii="Times New Roman" w:hAnsi="Times New Roman" w:eastAsia="Times New Roman" w:cs="Times New Roman"/>
+          <w:sz w:val="32"/>
+          <w:szCs w:val="32"/>
+          <w:highlight w:val="none"/>
+          <w:lang w:val="ru-RU"/>
+        </w:rPr>
+      </w:r>
+    </w:p>
+    <w:p>
+      <w:pPr>
+        <w:pBdr/>
+        <w:spacing/>
+        <w:ind/>
+        <w:rPr>
+          <w:rFonts w:ascii="Times New Roman" w:hAnsi="Times New Roman" w:eastAsia="Times New Roman" w:cs="Times New Roman"/>
+          <w:sz w:val="32"/>
+          <w:szCs w:val="32"/>
+          <w:highlight w:val="none"/>
+          <w:lang w:val="ru-RU"/>
+        </w:rPr>
+      </w:pPr>
+      <w:r>
+        <w:rPr>
+          <w:rFonts w:ascii="Times New Roman" w:hAnsi="Times New Roman" w:eastAsia="Times New Roman" w:cs="Times New Roman"/>
+          <w:sz w:val="32"/>
+          <w:szCs w:val="32"/>
+          <w:highlight w:val="none"/>
+          <w:lang w:val="ru-RU"/>
+        </w:rPr>
+      </w:r>
+      <w:r>
+        <w:rPr>
+          <w:rFonts w:ascii="Times New Roman" w:hAnsi="Times New Roman" w:eastAsia="Times New Roman" w:cs="Times New Roman"/>
+          <w:sz w:val="32"/>
+          <w:szCs w:val="32"/>
+          <w:highlight w:val="none"/>
+          <w:lang w:val="ru-RU"/>
+        </w:rPr>
+      </w:r>
+      <w:r>
+        <w:rPr>
+          <w:rFonts w:ascii="Times New Roman" w:hAnsi="Times New Roman" w:eastAsia="Times New Roman" w:cs="Times New Roman"/>
+          <w:sz w:val="32"/>
+          <w:szCs w:val="32"/>
+          <w:highlight w:val="none"/>
+          <w:lang w:val="ru-RU"/>
+        </w:rPr>
+      </w:r>
+    </w:p>
+    <w:p>
+      <w:pPr>
+        <w:pBdr/>
+        <w:spacing/>
+        <w:ind/>
+        <w:rPr>
+          <w:rFonts w:ascii="Times New Roman" w:hAnsi="Times New Roman" w:eastAsia="Times New Roman" w:cs="Times New Roman"/>
+          <w:sz w:val="32"/>
+          <w:szCs w:val="32"/>
+          <w:highlight w:val="none"/>
+          <w:lang w:val="ru-RU"/>
+        </w:rPr>
+      </w:pPr>
+      <w:r>
+        <w:rPr>
+          <w:rFonts w:ascii="Times New Roman" w:hAnsi="Times New Roman" w:eastAsia="Times New Roman" w:cs="Times New Roman"/>
+          <w:sz w:val="32"/>
+          <w:szCs w:val="32"/>
+          <w:highlight w:val="none"/>
+          <w:lang w:val="ru-RU"/>
+        </w:rPr>
+      </w:r>
+      <w:r>
+        <w:rPr>
+          <w:rFonts w:ascii="Times New Roman" w:hAnsi="Times New Roman" w:eastAsia="Times New Roman" w:cs="Times New Roman"/>
+          <w:sz w:val="32"/>
+          <w:szCs w:val="32"/>
+          <w:highlight w:val="none"/>
+          <w:lang w:val="ru-RU"/>
+        </w:rPr>
+      </w:r>
+      <w:r>
+        <w:rPr>
+          <w:rFonts w:ascii="Times New Roman" w:hAnsi="Times New Roman" w:eastAsia="Times New Roman" w:cs="Times New Roman"/>
+          <w:sz w:val="32"/>
+          <w:szCs w:val="32"/>
+          <w:highlight w:val="none"/>
+          <w:lang w:val="ru-RU"/>
+        </w:rPr>
+      </w:r>
+    </w:p>
+    <w:p>
+      <w:pPr>
+        <w:pBdr/>
+        <w:spacing/>
+        <w:ind/>
+        <w:rPr>
+          <w:rFonts w:ascii="Times New Roman" w:hAnsi="Times New Roman" w:eastAsia="Times New Roman" w:cs="Times New Roman"/>
+          <w:sz w:val="32"/>
+          <w:szCs w:val="32"/>
+          <w:highlight w:val="none"/>
+          <w:lang w:val="ru-RU" w:bidi="ru-RU"/>
+        </w:rPr>
+      </w:pPr>
+      <w:r>
+        <w:rPr>
+          <w:rFonts w:ascii="Times New Roman" w:hAnsi="Times New Roman" w:eastAsia="Times New Roman" w:cs="Times New Roman"/>
+          <w:sz w:val="32"/>
+          <w:szCs w:val="32"/>
+          <w:highlight w:val="none"/>
+          <w:lang w:val="ru-RU" w:bidi="ru-RU"/>
+        </w:rPr>
+        <w:t xml:space="preserve">Баг №4</w:t>
+      </w:r>
+      <w:r>
+        <w:rPr>
+          <w:rFonts w:ascii="Times New Roman" w:hAnsi="Times New Roman" w:eastAsia="Times New Roman" w:cs="Times New Roman"/>
+          <w:sz w:val="32"/>
+          <w:szCs w:val="32"/>
+          <w:highlight w:val="none"/>
+          <w:lang w:val="ru-RU"/>
+        </w:rPr>
+      </w:r>
+    </w:p>
+    <w:p>
+      <w:pPr>
+        <w:pBdr/>
+        <w:spacing/>
+        <w:ind/>
+        <w:rPr>
+          <w:rFonts w:ascii="Times New Roman" w:hAnsi="Times New Roman" w:eastAsia="Times New Roman" w:cs="Times New Roman"/>
+          <w:sz w:val="32"/>
+          <w:szCs w:val="32"/>
+          <w:highlight w:val="none"/>
+          <w:lang w:val="ru-RU" w:bidi="ru-RU"/>
+        </w:rPr>
+      </w:pPr>
+      <w:r>
+        <w:rPr>
+          <w:rFonts w:ascii="Times New Roman" w:hAnsi="Times New Roman" w:eastAsia="Times New Roman" w:cs="Times New Roman"/>
+          <w:sz w:val="32"/>
+          <w:szCs w:val="32"/>
+          <w:highlight w:val="none"/>
+          <w:lang w:val="ru-RU" w:bidi="ru-RU"/>
+        </w:rPr>
+      </w:r>
+      <w:r>
+        <w:rPr>
+          <w:rFonts w:ascii="Times New Roman" w:hAnsi="Times New Roman" w:eastAsia="Times New Roman" w:cs="Times New Roman"/>
+          <w:sz w:val="32"/>
+          <w:szCs w:val="32"/>
+          <w:highlight w:val="none"/>
+          <w:lang w:val="ru-RU" w:bidi="ru-RU"/>
+        </w:rPr>
+        <w:t xml:space="preserve">Проверка даты не работает.</w:t>
+      </w:r>
+      <w:r>
+        <w:rPr>
+          <w:rFonts w:ascii="Times New Roman" w:hAnsi="Times New Roman" w:eastAsia="Times New Roman" w:cs="Times New Roman"/>
+          <w:sz w:val="32"/>
+          <w:szCs w:val="32"/>
+          <w:highlight w:val="none"/>
+          <w:lang w:val="ru-RU"/>
+        </w:rPr>
+      </w:r>
+    </w:p>
+    <w:p>
+      <w:pPr>
+        <w:pBdr/>
+        <w:spacing/>
+        <w:ind/>
+        <w:rPr>
+          <w:rFonts w:ascii="Times New Roman" w:hAnsi="Times New Roman" w:eastAsia="Times New Roman" w:cs="Times New Roman"/>
+          <w:sz w:val="32"/>
+          <w:szCs w:val="32"/>
+          <w:highlight w:val="none"/>
+          <w:lang w:val="ru-RU" w:bidi="ru-RU"/>
+        </w:rPr>
+      </w:pPr>
+      <w:r>
+        <w:rPr>
+          <w:rFonts w:ascii="Times New Roman" w:hAnsi="Times New Roman" w:eastAsia="Times New Roman" w:cs="Times New Roman"/>
+          <w:sz w:val="32"/>
+          <w:szCs w:val="32"/>
+          <w:highlight w:val="none"/>
+          <w:lang w:val="ru-RU" w:bidi="ru-RU"/>
+        </w:rPr>
+      </w:r>
+      <w:r>
+        <mc:AlternateContent>
+          <mc:Choice Requires="wpg">
+            <w:drawing>
+              <wp:inline xmlns:wp="http://schemas.openxmlformats.org/drawingml/2006/wordprocessingDrawing" distT="0" distB="0" distL="0" distR="0">
+                <wp:extent cx="5940425" cy="3687633"/>
+                <wp:effectExtent l="0" t="0" r="0" b="0"/>
+                <wp:docPr id="11" name=""/>
+                <wp:cNvGraphicFramePr>
+                  <a:graphicFrameLocks xmlns:a="http://schemas.openxmlformats.org/drawingml/2006/main" noChangeAspect="1"/>
+                </wp:cNvGraphicFramePr>
+                <a:graphic xmlns:a="http://schemas.openxmlformats.org/drawingml/2006/main">
+                  <a:graphicData uri="http://schemas.openxmlformats.org/drawingml/2006/picture">
+                    <pic:pic xmlns:pic="http://schemas.openxmlformats.org/drawingml/2006/picture">
+                      <pic:nvPicPr>
+                        <pic:cNvPr id="1369534971" name=""/>
+                        <pic:cNvPicPr>
+                          <a:picLocks noChangeAspect="1"/>
+                        </pic:cNvPicPr>
+                        <pic:nvPr/>
+                      </pic:nvPicPr>
+                      <pic:blipFill rotWithShape="1">
+                        <a:blip r:embed="rId18"/>
+                        <a:stretch/>
+                      </pic:blipFill>
+                      <pic:spPr bwMode="auto">
+                        <a:xfrm>
+                          <a:off x="0" y="0"/>
+                          <a:ext cx="5940424" cy="3687633"/>
+                        </a:xfrm>
+                        <a:prstGeom prst="rect">
+                          <a:avLst/>
+                        </a:prstGeom>
+                      </pic:spPr>
+                    </pic:pic>
+                  </a:graphicData>
+                </a:graphic>
+              </wp:inline>
+            </w:drawing>
+          </mc:Choice>
+          <mc:Fallback>
+            <w:pict>
+              <v:shapetype id="_x0000_t75" coordsize="21600,21600" o:spt="75" o:preferrelative="t" path="m@4@5l@4@11@9@11@9@5xe" filled="f" stroked="f">
+                <v:stroke joinstyle="miter"/>
+                <v:formulas>
+                  <v:f eqn="if lineDrawn pixelLineWidth 0"/>
+                  <v:f eqn="sum @0 1 0"/>
+                  <v:f eqn="sum 0 0 @1"/>
+                  <v:f eqn="prod @2 1 2"/>
+                  <v:f eqn="prod @3 21600 pixelWidth"/>
+                  <v:f eqn="prod @3 21600 pixelHeight"/>
+                  <v:f eqn="sum @0 0 1"/>
+                  <v:f eqn="prod @6 1 2"/>
+                  <v:f eqn="prod @7 21600 pixelWidth"/>
+                  <v:f eqn="sum @8 21600 0"/>
+                  <v:f eqn="prod @7 21600 pixelHeight"/>
+                  <v:f eqn="sum @10 21600 0"/>
+                </v:formulas>
+                <v:path o:extrusionok="f" gradientshapeok="t" o:connecttype="rect"/>
+                <o:lock v:ext="edit" aspectratio="t"/>
+              </v:shapetype>
+              <v:shape id="_x0000_i10" o:spid="_x0000_s10" type="#_x0000_t75" style="width:467.75pt;height:290.36pt;mso-wrap-distance-left:0.00pt;mso-wrap-distance-top:0.00pt;mso-wrap-distance-right:0.00pt;mso-wrap-distance-bottom:0.00pt;z-index:1;" stroked="false">
+                <v:imagedata r:id="rId18" o:title=""/>
+                <o:lock v:ext="edit" rotation="t"/>
+              </v:shape>
+            </w:pict>
+          </mc:Fallback>
+        </mc:AlternateContent>
+      </w:r>
+      <w:r>
+        <w:rPr>
+          <w:rFonts w:ascii="Times New Roman" w:hAnsi="Times New Roman" w:eastAsia="Times New Roman" w:cs="Times New Roman"/>
+          <w:sz w:val="32"/>
+          <w:szCs w:val="32"/>
+          <w:highlight w:val="none"/>
+          <w:lang w:val="ru-RU" w:bidi="ru-RU"/>
+        </w:rPr>
+      </w:r>
+      <w:r>
+        <w:rPr>
+          <w:rFonts w:ascii="Times New Roman" w:hAnsi="Times New Roman" w:eastAsia="Times New Roman" w:cs="Times New Roman"/>
+          <w:sz w:val="32"/>
+          <w:szCs w:val="32"/>
+          <w:highlight w:val="none"/>
+          <w:lang w:val="ru-RU" w:bidi="ru-RU"/>
+        </w:rPr>
+      </w:r>
+      <w:r>
+        <w:rPr>
+          <w:rFonts w:ascii="Times New Roman" w:hAnsi="Times New Roman" w:eastAsia="Times New Roman" w:cs="Times New Roman"/>
+          <w:sz w:val="32"/>
+          <w:szCs w:val="32"/>
+          <w:highlight w:val="none"/>
+          <w:lang w:val="ru-RU"/>
+        </w:rPr>
+      </w:r>
+    </w:p>
+    <w:p>
+      <w:pPr>
+        <w:pBdr/>
+        <w:spacing/>
+        <w:ind/>
+        <w:rPr>
+          <w:rFonts w:ascii="Times New Roman" w:hAnsi="Times New Roman" w:eastAsia="Times New Roman" w:cs="Times New Roman"/>
+          <w:sz w:val="32"/>
+          <w:szCs w:val="32"/>
+          <w:highlight w:val="none"/>
+          <w:lang w:val="ru-RU" w:bidi="ru-RU"/>
+        </w:rPr>
+      </w:pPr>
+      <w:r>
+        <w:rPr>
+          <w:rFonts w:ascii="Times New Roman" w:hAnsi="Times New Roman" w:eastAsia="Times New Roman" w:cs="Times New Roman"/>
+          <w:sz w:val="32"/>
+          <w:szCs w:val="32"/>
+          <w:highlight w:val="none"/>
+          <w:lang w:val="ru-RU" w:bidi="ru-RU"/>
+        </w:rPr>
+        <w:t xml:space="preserve">Нерабочий код:</w:t>
+      </w:r>
+      <w:r>
+        <w:rPr>
+          <w:rFonts w:ascii="Times New Roman" w:hAnsi="Times New Roman" w:eastAsia="Times New Roman" w:cs="Times New Roman"/>
+          <w:sz w:val="32"/>
+          <w:szCs w:val="32"/>
+          <w:highlight w:val="none"/>
+          <w:lang w:val="ru-RU"/>
+        </w:rPr>
+      </w:r>
+    </w:p>
+    <w:p>
+      <w:pPr>
+        <w:pBdr/>
+        <w:spacing/>
+        <w:ind/>
+        <w:rPr>
+          <w:rFonts w:ascii="Times New Roman" w:hAnsi="Times New Roman" w:eastAsia="Times New Roman" w:cs="Times New Roman"/>
+          <w:sz w:val="32"/>
+          <w:szCs w:val="32"/>
+          <w:highlight w:val="none"/>
+          <w:lang w:val="ru-RU" w:bidi="ru-RU"/>
+        </w:rPr>
+      </w:pPr>
+      <w:r>
+        <w:rPr>
+          <w:rFonts w:ascii="Times New Roman" w:hAnsi="Times New Roman" w:eastAsia="Times New Roman" w:cs="Times New Roman"/>
+          <w:sz w:val="32"/>
+          <w:szCs w:val="32"/>
+          <w:highlight w:val="none"/>
+          <w:lang w:val="ru-RU" w:bidi="ru-RU"/>
+        </w:rPr>
+      </w:r>
+      <w:r>
+        <mc:AlternateContent>
+          <mc:Choice Requires="wpg">
+            <w:drawing>
+              <wp:inline xmlns:wp="http://schemas.openxmlformats.org/drawingml/2006/wordprocessingDrawing" distT="0" distB="0" distL="0" distR="0">
+                <wp:extent cx="3952875" cy="1209675"/>
+                <wp:effectExtent l="0" t="0" r="0" b="0"/>
+                <wp:docPr id="12" name=""/>
+                <wp:cNvGraphicFramePr>
+                  <a:graphicFrameLocks xmlns:a="http://schemas.openxmlformats.org/drawingml/2006/main" noChangeAspect="1"/>
+                </wp:cNvGraphicFramePr>
+                <a:graphic xmlns:a="http://schemas.openxmlformats.org/drawingml/2006/main">
+                  <a:graphicData uri="http://schemas.openxmlformats.org/drawingml/2006/picture">
+                    <pic:pic xmlns:pic="http://schemas.openxmlformats.org/drawingml/2006/picture">
+                      <pic:nvPicPr>
+                        <pic:cNvPr id="1288375750" name=""/>
+                        <pic:cNvPicPr>
+                          <a:picLocks noChangeAspect="1"/>
+                        </pic:cNvPicPr>
+                        <pic:nvPr/>
+                      </pic:nvPicPr>
+                      <pic:blipFill rotWithShape="1">
+                        <a:blip r:embed="rId19"/>
+                        <a:stretch/>
+                      </pic:blipFill>
+                      <pic:spPr bwMode="auto">
+                        <a:xfrm>
+                          <a:off x="0" y="0"/>
+                          <a:ext cx="3952874" cy="1209674"/>
+                        </a:xfrm>
+                        <a:prstGeom prst="rect">
+                          <a:avLst/>
+                        </a:prstGeom>
+                      </pic:spPr>
+                    </pic:pic>
+                  </a:graphicData>
+                </a:graphic>
+              </wp:inline>
+            </w:drawing>
+          </mc:Choice>
+          <mc:Fallback>
+            <w:pict>
+              <v:shapetype id="_x0000_t75" coordsize="21600,21600" o:spt="75" o:preferrelative="t" path="m@4@5l@4@11@9@11@9@5xe" filled="f" stroked="f">
+                <v:stroke joinstyle="miter"/>
+                <v:formulas>
+                  <v:f eqn="if lineDrawn pixelLineWidth 0"/>
+                  <v:f eqn="sum @0 1 0"/>
+                  <v:f eqn="sum 0 0 @1"/>
+                  <v:f eqn="prod @2 1 2"/>
+                  <v:f eqn="prod @3 21600 pixelWidth"/>
+                  <v:f eqn="prod @3 21600 pixelHeight"/>
+                  <v:f eqn="sum @0 0 1"/>
+                  <v:f eqn="prod @6 1 2"/>
+                  <v:f eqn="prod @7 21600 pixelWidth"/>
+                  <v:f eqn="sum @8 21600 0"/>
+                  <v:f eqn="prod @7 21600 pixelHeight"/>
+                  <v:f eqn="sum @10 21600 0"/>
+                </v:formulas>
+                <v:path o:extrusionok="f" gradientshapeok="t" o:connecttype="rect"/>
+                <o:lock v:ext="edit" aspectratio="t"/>
+              </v:shapetype>
+              <v:shape id="_x0000_i11" o:spid="_x0000_s11" type="#_x0000_t75" style="width:311.25pt;height:95.25pt;mso-wrap-distance-left:0.00pt;mso-wrap-distance-top:0.00pt;mso-wrap-distance-right:0.00pt;mso-wrap-distance-bottom:0.00pt;z-index:1;" stroked="false">
+                <v:imagedata r:id="rId19" o:title=""/>
+                <o:lock v:ext="edit" rotation="t"/>
+              </v:shape>
+            </w:pict>
+          </mc:Fallback>
+        </mc:AlternateContent>
+      </w:r>
+      <w:r>
+        <w:rPr>
+          <w:rFonts w:ascii="Times New Roman" w:hAnsi="Times New Roman" w:eastAsia="Times New Roman" w:cs="Times New Roman"/>
+          <w:sz w:val="32"/>
+          <w:szCs w:val="32"/>
+          <w:highlight w:val="none"/>
+          <w:lang w:val="ru-RU" w:bidi="ru-RU"/>
+        </w:rPr>
+      </w:r>
+      <w:r>
+        <w:rPr>
+          <w:rFonts w:ascii="Times New Roman" w:hAnsi="Times New Roman" w:eastAsia="Times New Roman" w:cs="Times New Roman"/>
+          <w:sz w:val="32"/>
+          <w:szCs w:val="32"/>
+          <w:highlight w:val="none"/>
+          <w:lang w:val="ru-RU" w:bidi="ru-RU"/>
+        </w:rPr>
+      </w:r>
+      <w:r>
+        <w:rPr>
+          <w:rFonts w:ascii="Times New Roman" w:hAnsi="Times New Roman" w:eastAsia="Times New Roman" w:cs="Times New Roman"/>
+          <w:sz w:val="32"/>
+          <w:szCs w:val="32"/>
+          <w:highlight w:val="none"/>
+          <w:lang w:val="ru-RU"/>
+        </w:rPr>
+      </w:r>
+    </w:p>
+    <w:p>
+      <w:pPr>
+        <w:pBdr/>
+        <w:spacing/>
+        <w:ind/>
+        <w:rPr>
+          <w:rFonts w:ascii="Times New Roman" w:hAnsi="Times New Roman" w:eastAsia="Times New Roman" w:cs="Times New Roman"/>
+          <w:sz w:val="32"/>
+          <w:szCs w:val="32"/>
+          <w:highlight w:val="none"/>
+          <w:lang w:val="ru-RU" w:bidi="ru-RU"/>
+        </w:rPr>
+      </w:pPr>
+      <w:r>
+        <w:rPr>
+          <w:rFonts w:ascii="Times New Roman" w:hAnsi="Times New Roman" w:eastAsia="Times New Roman" w:cs="Times New Roman"/>
+          <w:sz w:val="32"/>
+          <w:szCs w:val="32"/>
+          <w:highlight w:val="none"/>
+          <w:lang w:val="ru-RU" w:bidi="ru-RU"/>
+        </w:rPr>
+        <w:t xml:space="preserve">Рабочий код:</w:t>
+      </w:r>
+      <w:r>
+        <w:rPr>
+          <w:rFonts w:ascii="Times New Roman" w:hAnsi="Times New Roman" w:eastAsia="Times New Roman" w:cs="Times New Roman"/>
+          <w:sz w:val="32"/>
+          <w:szCs w:val="32"/>
+          <w:highlight w:val="none"/>
+          <w:lang w:val="ru-RU"/>
+        </w:rPr>
+      </w:r>
+    </w:p>
+    <w:p>
+      <w:pPr>
+        <w:pBdr/>
+        <w:spacing/>
+        <w:ind/>
+        <w:rPr>
+          <w:rFonts w:ascii="Times New Roman" w:hAnsi="Times New Roman" w:eastAsia="Times New Roman" w:cs="Times New Roman"/>
+          <w:sz w:val="32"/>
+          <w:szCs w:val="32"/>
+          <w:highlight w:val="none"/>
+          <w:lang w:val="ru-RU" w:bidi="ru-RU"/>
+        </w:rPr>
+      </w:pPr>
+      <w:r>
+        <w:rPr>
+          <w:rFonts w:ascii="Times New Roman" w:hAnsi="Times New Roman" w:eastAsia="Times New Roman" w:cs="Times New Roman"/>
+          <w:sz w:val="32"/>
+          <w:szCs w:val="32"/>
+          <w:highlight w:val="none"/>
+          <w:lang w:val="ru-RU" w:bidi="ru-RU"/>
+        </w:rPr>
+      </w:r>
+      <w:r>
+        <mc:AlternateContent>
+          <mc:Choice Requires="wpg">
+            <w:drawing>
+              <wp:inline xmlns:wp="http://schemas.openxmlformats.org/drawingml/2006/wordprocessingDrawing" distT="0" distB="0" distL="0" distR="0">
+                <wp:extent cx="3895725" cy="1257300"/>
+                <wp:effectExtent l="0" t="0" r="0" b="0"/>
+                <wp:docPr id="13" name=""/>
+                <wp:cNvGraphicFramePr>
+                  <a:graphicFrameLocks xmlns:a="http://schemas.openxmlformats.org/drawingml/2006/main" noChangeAspect="1"/>
+                </wp:cNvGraphicFramePr>
+                <a:graphic xmlns:a="http://schemas.openxmlformats.org/drawingml/2006/main">
+                  <a:graphicData uri="http://schemas.openxmlformats.org/drawingml/2006/picture">
+                    <pic:pic xmlns:pic="http://schemas.openxmlformats.org/drawingml/2006/picture">
+                      <pic:nvPicPr>
+                        <pic:cNvPr id="600844207" name=""/>
+                        <pic:cNvPicPr>
+                          <a:picLocks noChangeAspect="1"/>
+                        </pic:cNvPicPr>
+                        <pic:nvPr/>
+                      </pic:nvPicPr>
+                      <pic:blipFill rotWithShape="1">
+                        <a:blip r:embed="rId20"/>
+                        <a:stretch/>
+                      </pic:blipFill>
+                      <pic:spPr bwMode="auto">
+                        <a:xfrm>
+                          <a:off x="0" y="0"/>
+                          <a:ext cx="3895724" cy="1257299"/>
+                        </a:xfrm>
+                        <a:prstGeom prst="rect">
+                          <a:avLst/>
+                        </a:prstGeom>
+                      </pic:spPr>
+                    </pic:pic>
+                  </a:graphicData>
+                </a:graphic>
+              </wp:inline>
+            </w:drawing>
+          </mc:Choice>
+          <mc:Fallback>
+            <w:pict>
+              <v:shapetype id="_x0000_t75" coordsize="21600,21600" o:spt="75" o:preferrelative="t" path="m@4@5l@4@11@9@11@9@5xe" filled="f" stroked="f">
+                <v:stroke joinstyle="miter"/>
+                <v:formulas>
+                  <v:f eqn="if lineDrawn pixelLineWidth 0"/>
+                  <v:f eqn="sum @0 1 0"/>
+                  <v:f eqn="sum 0 0 @1"/>
+                  <v:f eqn="prod @2 1 2"/>
+                  <v:f eqn="prod @3 21600 pixelWidth"/>
+                  <v:f eqn="prod @3 21600 pixelHeight"/>
+                  <v:f eqn="sum @0 0 1"/>
+                  <v:f eqn="prod @6 1 2"/>
+                  <v:f eqn="prod @7 21600 pixelWidth"/>
+                  <v:f eqn="sum @8 21600 0"/>
+                  <v:f eqn="prod @7 21600 pixelHeight"/>
+                  <v:f eqn="sum @10 21600 0"/>
+                </v:formulas>
+                <v:path o:extrusionok="f" gradientshapeok="t" o:connecttype="rect"/>
+                <o:lock v:ext="edit" aspectratio="t"/>
+              </v:shapetype>
+              <v:shape id="_x0000_i12" o:spid="_x0000_s12" type="#_x0000_t75" style="width:306.75pt;height:99.00pt;mso-wrap-distance-left:0.00pt;mso-wrap-distance-top:0.00pt;mso-wrap-distance-right:0.00pt;mso-wrap-distance-bottom:0.00pt;z-index:1;" stroked="false">
+                <v:imagedata r:id="rId20" o:title=""/>
+                <o:lock v:ext="edit" rotation="t"/>
+              </v:shape>
+            </w:pict>
+          </mc:Fallback>
+        </mc:AlternateContent>
+      </w:r>
+      <w:r>
+        <w:rPr>
+          <w:rFonts w:ascii="Times New Roman" w:hAnsi="Times New Roman" w:eastAsia="Times New Roman" w:cs="Times New Roman"/>
+          <w:sz w:val="32"/>
+          <w:szCs w:val="32"/>
+          <w:highlight w:val="none"/>
+          <w:lang w:val="ru-RU" w:bidi="ru-RU"/>
+        </w:rPr>
+      </w:r>
+      <w:r>
+        <w:rPr>
+          <w:rFonts w:ascii="Times New Roman" w:hAnsi="Times New Roman" w:eastAsia="Times New Roman" w:cs="Times New Roman"/>
+          <w:sz w:val="32"/>
+          <w:szCs w:val="32"/>
+          <w:highlight w:val="none"/>
+          <w:lang w:val="ru-RU" w:bidi="ru-RU"/>
+        </w:rPr>
+      </w:r>
+      <w:r>
+        <w:rPr>
+          <w:rFonts w:ascii="Times New Roman" w:hAnsi="Times New Roman" w:eastAsia="Times New Roman" w:cs="Times New Roman"/>
+          <w:sz w:val="32"/>
+          <w:szCs w:val="32"/>
+          <w:highlight w:val="none"/>
+          <w:lang w:val="ru-RU"/>
+        </w:rPr>
+      </w:r>
+    </w:p>
+    <w:p>
+      <w:pPr>
+        <w:pBdr/>
+        <w:spacing/>
+        <w:ind/>
+        <w:rPr>
+          <w:rFonts w:ascii="Times New Roman" w:hAnsi="Times New Roman" w:eastAsia="Times New Roman" w:cs="Times New Roman"/>
+          <w:sz w:val="32"/>
+          <w:szCs w:val="32"/>
+          <w:highlight w:val="none"/>
+          <w:lang w:val="ru-RU"/>
+        </w:rPr>
+      </w:pPr>
+      <w:r>
+        <w:rPr>
+          <w:rFonts w:ascii="Times New Roman" w:hAnsi="Times New Roman" w:eastAsia="Times New Roman" w:cs="Times New Roman"/>
+          <w:sz w:val="32"/>
+          <w:szCs w:val="32"/>
+          <w:highlight w:val="none"/>
+          <w:lang w:val="ru-RU"/>
+        </w:rPr>
+      </w:r>
+      <w:r>
+        <w:rPr>
+          <w:rFonts w:ascii="Times New Roman" w:hAnsi="Times New Roman" w:eastAsia="Times New Roman" w:cs="Times New Roman"/>
+          <w:sz w:val="32"/>
+          <w:szCs w:val="32"/>
+          <w:highlight w:val="none"/>
+          <w:lang w:val="ru-RU"/>
+        </w:rPr>
+      </w:r>
+      <w:r>
+        <w:rPr>
+          <w:rFonts w:ascii="Times New Roman" w:hAnsi="Times New Roman" w:eastAsia="Times New Roman" w:cs="Times New Roman"/>
+          <w:sz w:val="32"/>
+          <w:szCs w:val="32"/>
+          <w:highlight w:val="none"/>
+          <w:lang w:val="ru-RU"/>
+        </w:rPr>
+      </w:r>
+    </w:p>
+    <w:p>
+      <w:pPr>
+        <w:pBdr/>
+        <w:spacing/>
+        <w:ind/>
+        <w:rPr>
+          <w:rFonts w:ascii="Times New Roman" w:hAnsi="Times New Roman" w:eastAsia="Times New Roman" w:cs="Times New Roman"/>
+          <w:sz w:val="32"/>
+          <w:szCs w:val="32"/>
+          <w:highlight w:val="none"/>
+          <w:lang w:val="ru-RU"/>
+        </w:rPr>
+      </w:pPr>
+      <w:r>
+        <w:rPr>
+          <w:rFonts w:ascii="Times New Roman" w:hAnsi="Times New Roman" w:eastAsia="Times New Roman" w:cs="Times New Roman"/>
+          <w:sz w:val="32"/>
+          <w:szCs w:val="32"/>
+          <w:highlight w:val="none"/>
+          <w:lang w:val="ru-RU"/>
+        </w:rPr>
+      </w:r>
+      <w:r>
+        <w:rPr>
+          <w:rFonts w:ascii="Times New Roman" w:hAnsi="Times New Roman" w:eastAsia="Times New Roman" w:cs="Times New Roman"/>
+          <w:sz w:val="32"/>
+          <w:szCs w:val="32"/>
+          <w:highlight w:val="none"/>
+          <w:lang w:val="ru-RU"/>
+        </w:rPr>
+      </w:r>
+      <w:r>
+        <w:rPr>
+          <w:rFonts w:ascii="Times New Roman" w:hAnsi="Times New Roman" w:eastAsia="Times New Roman" w:cs="Times New Roman"/>
+          <w:sz w:val="32"/>
+          <w:szCs w:val="32"/>
+          <w:highlight w:val="none"/>
+          <w:lang w:val="ru-RU"/>
+        </w:rPr>
+      </w:r>
+    </w:p>
+    <w:p>
+      <w:pPr>
+        <w:pBdr/>
+        <w:spacing/>
+        <w:ind/>
+        <w:rPr>
+          <w:rFonts w:ascii="Times New Roman" w:hAnsi="Times New Roman" w:eastAsia="Times New Roman" w:cs="Times New Roman"/>
+          <w:sz w:val="32"/>
+          <w:szCs w:val="32"/>
+          <w:highlight w:val="none"/>
+          <w:lang w:val="ru-RU"/>
+        </w:rPr>
+      </w:pPr>
+      <w:r>
+        <w:rPr>
+          <w:rFonts w:ascii="Times New Roman" w:hAnsi="Times New Roman" w:eastAsia="Times New Roman" w:cs="Times New Roman"/>
+          <w:sz w:val="32"/>
+          <w:szCs w:val="32"/>
+          <w:highlight w:val="none"/>
+          <w:lang w:val="ru-RU"/>
+        </w:rPr>
+      </w:r>
+      <w:r>
+        <w:rPr>
+          <w:rFonts w:ascii="Times New Roman" w:hAnsi="Times New Roman" w:eastAsia="Times New Roman" w:cs="Times New Roman"/>
+          <w:sz w:val="32"/>
+          <w:szCs w:val="32"/>
+          <w:highlight w:val="none"/>
+          <w:lang w:val="ru-RU"/>
+        </w:rPr>
+      </w:r>
+      <w:r>
+        <w:rPr>
+          <w:rFonts w:ascii="Times New Roman" w:hAnsi="Times New Roman" w:eastAsia="Times New Roman" w:cs="Times New Roman"/>
+          <w:sz w:val="32"/>
+          <w:szCs w:val="32"/>
+          <w:highlight w:val="none"/>
+          <w:lang w:val="ru-RU"/>
+        </w:rPr>
+      </w:r>
+    </w:p>
+    <w:p>
+      <w:pPr>
+        <w:pBdr/>
+        <w:spacing/>
+        <w:ind/>
+        <w:rPr>
+          <w:rFonts w:ascii="Times New Roman" w:hAnsi="Times New Roman" w:eastAsia="Times New Roman" w:cs="Times New Roman"/>
+          <w:sz w:val="32"/>
+          <w:szCs w:val="32"/>
+          <w:highlight w:val="none"/>
+          <w:lang w:val="ru-RU" w:bidi="ru-RU"/>
+        </w:rPr>
+      </w:pPr>
+      <w:r>
+        <w:rPr>
+          <w:rFonts w:ascii="Times New Roman" w:hAnsi="Times New Roman" w:eastAsia="Times New Roman" w:cs="Times New Roman"/>
+          <w:sz w:val="32"/>
+          <w:szCs w:val="32"/>
+          <w:highlight w:val="none"/>
+          <w:lang w:val="ru-RU" w:bidi="ru-RU"/>
+        </w:rPr>
+        <w:t xml:space="preserve">Баг №5</w:t>
+      </w:r>
+      <w:r>
+        <w:rPr>
+          <w:rFonts w:ascii="Times New Roman" w:hAnsi="Times New Roman" w:eastAsia="Times New Roman" w:cs="Times New Roman"/>
+          <w:sz w:val="32"/>
+          <w:szCs w:val="32"/>
+          <w:highlight w:val="none"/>
+          <w:lang w:val="ru-RU"/>
+        </w:rPr>
+      </w:r>
+    </w:p>
+    <w:p>
+      <w:pPr>
+        <w:pBdr/>
+        <w:spacing/>
+        <w:ind/>
+        <w:rPr>
+          <w:rFonts w:ascii="Times New Roman" w:hAnsi="Times New Roman" w:eastAsia="Times New Roman" w:cs="Times New Roman"/>
+          <w:sz w:val="32"/>
+          <w:szCs w:val="32"/>
+          <w:highlight w:val="none"/>
+          <w:lang w:val="ru-RU" w:bidi="ru-RU"/>
+        </w:rPr>
+      </w:pPr>
+      <w:r>
+        <w:rPr>
+          <w:rFonts w:ascii="Times New Roman" w:hAnsi="Times New Roman" w:eastAsia="Times New Roman" w:cs="Times New Roman"/>
+          <w:sz w:val="32"/>
+          <w:szCs w:val="32"/>
+          <w:highlight w:val="none"/>
+          <w:lang w:val="ru-RU" w:bidi="ru-RU"/>
+        </w:rPr>
+      </w:r>
+      <w:r>
+        <w:rPr>
+          <w:rFonts w:ascii="Times New Roman" w:hAnsi="Times New Roman" w:eastAsia="Times New Roman" w:cs="Times New Roman"/>
+          <w:sz w:val="32"/>
+          <w:szCs w:val="32"/>
+          <w:highlight w:val="none"/>
+          <w:lang w:val="ru-RU" w:bidi="ru-RU"/>
+        </w:rPr>
+        <w:t xml:space="preserve">Проверка аудитории не работает.</w:t>
+      </w:r>
+      <w:r>
+        <w:rPr>
+          <w:rFonts w:ascii="Times New Roman" w:hAnsi="Times New Roman" w:eastAsia="Times New Roman" w:cs="Times New Roman"/>
+          <w:sz w:val="32"/>
+          <w:szCs w:val="32"/>
+          <w:highlight w:val="none"/>
+          <w:lang w:val="ru-RU"/>
+        </w:rPr>
+      </w:r>
+    </w:p>
+    <w:p>
+      <w:pPr>
+        <w:pBdr/>
+        <w:spacing/>
+        <w:ind/>
+        <w:rPr>
+          <w:rFonts w:ascii="Times New Roman" w:hAnsi="Times New Roman" w:eastAsia="Times New Roman" w:cs="Times New Roman"/>
+          <w:sz w:val="32"/>
+          <w:szCs w:val="32"/>
+          <w:highlight w:val="none"/>
+          <w:lang w:val="ru-RU" w:bidi="ru-RU"/>
+        </w:rPr>
+      </w:pPr>
+      <w:r>
+        <w:rPr>
+          <w:rFonts w:ascii="Times New Roman" w:hAnsi="Times New Roman" w:eastAsia="Times New Roman" w:cs="Times New Roman"/>
+          <w:sz w:val="32"/>
+          <w:szCs w:val="32"/>
+          <w:highlight w:val="none"/>
+          <w:lang w:val="ru-RU" w:bidi="ru-RU"/>
+        </w:rPr>
+      </w:r>
+      <w:r>
+        <mc:AlternateContent>
+          <mc:Choice Requires="wpg">
+            <w:drawing>
+              <wp:inline xmlns:wp="http://schemas.openxmlformats.org/drawingml/2006/wordprocessingDrawing" distT="0" distB="0" distL="0" distR="0">
+                <wp:extent cx="5940425" cy="3377640"/>
+                <wp:effectExtent l="0" t="0" r="0" b="0"/>
+                <wp:docPr id="14" name=""/>
+                <wp:cNvGraphicFramePr>
+                  <a:graphicFrameLocks xmlns:a="http://schemas.openxmlformats.org/drawingml/2006/main" noChangeAspect="1"/>
+                </wp:cNvGraphicFramePr>
+                <a:graphic xmlns:a="http://schemas.openxmlformats.org/drawingml/2006/main">
+                  <a:graphicData uri="http://schemas.openxmlformats.org/drawingml/2006/picture">
+                    <pic:pic xmlns:pic="http://schemas.openxmlformats.org/drawingml/2006/picture">
+                      <pic:nvPicPr>
+                        <pic:cNvPr id="1648873645" name=""/>
+                        <pic:cNvPicPr>
+                          <a:picLocks noChangeAspect="1"/>
+                        </pic:cNvPicPr>
+                        <pic:nvPr/>
+                      </pic:nvPicPr>
+                      <pic:blipFill rotWithShape="1">
+                        <a:blip r:embed="rId21"/>
+                        <a:stretch/>
+                      </pic:blipFill>
+                      <pic:spPr bwMode="auto">
+                        <a:xfrm>
+                          <a:off x="0" y="0"/>
+                          <a:ext cx="5940424" cy="3377640"/>
+                        </a:xfrm>
+                        <a:prstGeom prst="rect">
+                          <a:avLst/>
+                        </a:prstGeom>
+                      </pic:spPr>
+                    </pic:pic>
+                  </a:graphicData>
+                </a:graphic>
+              </wp:inline>
+            </w:drawing>
+          </mc:Choice>
+          <mc:Fallback>
+            <w:pict>
+              <v:shapetype id="_x0000_t75" coordsize="21600,21600" o:spt="75" o:preferrelative="t" path="m@4@5l@4@11@9@11@9@5xe" filled="f" stroked="f">
+                <v:stroke joinstyle="miter"/>
+                <v:formulas>
+                  <v:f eqn="if lineDrawn pixelLineWidth 0"/>
+                  <v:f eqn="sum @0 1 0"/>
+                  <v:f eqn="sum 0 0 @1"/>
+                  <v:f eqn="prod @2 1 2"/>
+                  <v:f eqn="prod @3 21600 pixelWidth"/>
+                  <v:f eqn="prod @3 21600 pixelHeight"/>
+                  <v:f eqn="sum @0 0 1"/>
+                  <v:f eqn="prod @6 1 2"/>
+                  <v:f eqn="prod @7 21600 pixelWidth"/>
+                  <v:f eqn="sum @8 21600 0"/>
+                  <v:f eqn="prod @7 21600 pixelHeight"/>
+                  <v:f eqn="sum @10 21600 0"/>
+                </v:formulas>
+                <v:path o:extrusionok="f" gradientshapeok="t" o:connecttype="rect"/>
+                <o:lock v:ext="edit" aspectratio="t"/>
+              </v:shapetype>
+              <v:shape id="_x0000_i13" o:spid="_x0000_s13" type="#_x0000_t75" style="width:467.75pt;height:265.96pt;mso-wrap-distance-left:0.00pt;mso-wrap-distance-top:0.00pt;mso-wrap-distance-right:0.00pt;mso-wrap-distance-bottom:0.00pt;z-index:1;" stroked="false">
+                <v:imagedata r:id="rId21" o:title=""/>
+                <o:lock v:ext="edit" rotation="t"/>
+              </v:shape>
+            </w:pict>
+          </mc:Fallback>
+        </mc:AlternateContent>
+      </w:r>
+      <w:r>
+        <w:rPr>
+          <w:rFonts w:ascii="Times New Roman" w:hAnsi="Times New Roman" w:eastAsia="Times New Roman" w:cs="Times New Roman"/>
+          <w:sz w:val="32"/>
+          <w:szCs w:val="32"/>
+          <w:highlight w:val="none"/>
+          <w:lang w:val="ru-RU" w:bidi="ru-RU"/>
+        </w:rPr>
+      </w:r>
+      <w:r>
+        <w:rPr>
+          <w:rFonts w:ascii="Times New Roman" w:hAnsi="Times New Roman" w:eastAsia="Times New Roman" w:cs="Times New Roman"/>
+          <w:sz w:val="32"/>
+          <w:szCs w:val="32"/>
+          <w:highlight w:val="none"/>
+          <w:lang w:val="ru-RU" w:bidi="ru-RU"/>
+        </w:rPr>
+      </w:r>
+      <w:r>
+        <w:rPr>
+          <w:rFonts w:ascii="Times New Roman" w:hAnsi="Times New Roman" w:eastAsia="Times New Roman" w:cs="Times New Roman"/>
+          <w:sz w:val="32"/>
+          <w:szCs w:val="32"/>
+          <w:highlight w:val="none"/>
+          <w:lang w:val="ru-RU"/>
+        </w:rPr>
+      </w:r>
+    </w:p>
+    <w:p>
+      <w:pPr>
+        <w:pBdr/>
+        <w:spacing/>
+        <w:ind/>
+        <w:rPr>
+          <w:rFonts w:ascii="Times New Roman" w:hAnsi="Times New Roman" w:eastAsia="Times New Roman" w:cs="Times New Roman"/>
+          <w:sz w:val="32"/>
+          <w:szCs w:val="32"/>
+          <w:highlight w:val="none"/>
+          <w:lang w:val="ru-RU" w:bidi="ru-RU"/>
+        </w:rPr>
+      </w:pPr>
+      <w:r>
+        <w:rPr>
+          <w:rFonts w:ascii="Times New Roman" w:hAnsi="Times New Roman" w:eastAsia="Times New Roman" w:cs="Times New Roman"/>
+          <w:sz w:val="32"/>
+          <w:szCs w:val="32"/>
+          <w:highlight w:val="none"/>
+          <w:lang w:val="ru-RU" w:bidi="ru-RU"/>
+        </w:rPr>
+        <w:t xml:space="preserve">Нерабочий:</w:t>
+      </w:r>
+      <w:r>
+        <w:rPr>
+          <w:rFonts w:ascii="Times New Roman" w:hAnsi="Times New Roman" w:eastAsia="Times New Roman" w:cs="Times New Roman"/>
+          <w:sz w:val="32"/>
+          <w:szCs w:val="32"/>
+          <w:highlight w:val="none"/>
+          <w:lang w:val="ru-RU"/>
+        </w:rPr>
+      </w:r>
+    </w:p>
+    <w:p>
+      <w:pPr>
+        <w:pBdr/>
+        <w:spacing/>
+        <w:ind/>
+        <w:rPr>
+          <w:rFonts w:ascii="Times New Roman" w:hAnsi="Times New Roman" w:eastAsia="Times New Roman" w:cs="Times New Roman"/>
+          <w:sz w:val="32"/>
+          <w:szCs w:val="32"/>
+          <w:highlight w:val="none"/>
+          <w:lang w:val="ru-RU" w:bidi="ru-RU"/>
+        </w:rPr>
+      </w:pPr>
+      <w:r>
+        <w:rPr>
+          <w:rFonts w:ascii="Times New Roman" w:hAnsi="Times New Roman" w:eastAsia="Times New Roman" w:cs="Times New Roman"/>
+          <w:sz w:val="32"/>
+          <w:szCs w:val="32"/>
+          <w:highlight w:val="none"/>
+          <w:lang w:val="ru-RU" w:bidi="ru-RU"/>
+        </w:rPr>
+      </w:r>
+      <w:r>
+        <mc:AlternateContent>
+          <mc:Choice Requires="wpg">
+            <w:drawing>
+              <wp:inline xmlns:wp="http://schemas.openxmlformats.org/drawingml/2006/wordprocessingDrawing" distT="0" distB="0" distL="0" distR="0">
+                <wp:extent cx="3743325" cy="1295400"/>
+                <wp:effectExtent l="0" t="0" r="0" b="0"/>
+                <wp:docPr id="15" name=""/>
+                <wp:cNvGraphicFramePr>
+                  <a:graphicFrameLocks xmlns:a="http://schemas.openxmlformats.org/drawingml/2006/main" noChangeAspect="1"/>
+                </wp:cNvGraphicFramePr>
+                <a:graphic xmlns:a="http://schemas.openxmlformats.org/drawingml/2006/main">
+                  <a:graphicData uri="http://schemas.openxmlformats.org/drawingml/2006/picture">
+                    <pic:pic xmlns:pic="http://schemas.openxmlformats.org/drawingml/2006/picture">
+                      <pic:nvPicPr>
+                        <pic:cNvPr id="398418940" name=""/>
+                        <pic:cNvPicPr>
+                          <a:picLocks noChangeAspect="1"/>
+                        </pic:cNvPicPr>
+                        <pic:nvPr/>
+                      </pic:nvPicPr>
+                      <pic:blipFill rotWithShape="1">
+                        <a:blip r:embed="rId22"/>
+                        <a:stretch/>
+                      </pic:blipFill>
+                      <pic:spPr bwMode="auto">
+                        <a:xfrm>
+                          <a:off x="0" y="0"/>
+                          <a:ext cx="3743325" cy="1295399"/>
+                        </a:xfrm>
+                        <a:prstGeom prst="rect">
+                          <a:avLst/>
+                        </a:prstGeom>
+                      </pic:spPr>
+                    </pic:pic>
+                  </a:graphicData>
+                </a:graphic>
+              </wp:inline>
+            </w:drawing>
+          </mc:Choice>
+          <mc:Fallback>
+            <w:pict>
+              <v:shapetype id="_x0000_t75" coordsize="21600,21600" o:spt="75" o:preferrelative="t" path="m@4@5l@4@11@9@11@9@5xe" filled="f" stroked="f">
+                <v:stroke joinstyle="miter"/>
+                <v:formulas>
+                  <v:f eqn="if lineDrawn pixelLineWidth 0"/>
+                  <v:f eqn="sum @0 1 0"/>
+                  <v:f eqn="sum 0 0 @1"/>
+                  <v:f eqn="prod @2 1 2"/>
+                  <v:f eqn="prod @3 21600 pixelWidth"/>
+                  <v:f eqn="prod @3 21600 pixelHeight"/>
+                  <v:f eqn="sum @0 0 1"/>
+                  <v:f eqn="prod @6 1 2"/>
+                  <v:f eqn="prod @7 21600 pixelWidth"/>
+                  <v:f eqn="sum @8 21600 0"/>
+                  <v:f eqn="prod @7 21600 pixelHeight"/>
+                  <v:f eqn="sum @10 21600 0"/>
+                </v:formulas>
+                <v:path o:extrusionok="f" gradientshapeok="t" o:connecttype="rect"/>
+                <o:lock v:ext="edit" aspectratio="t"/>
+              </v:shapetype>
+              <v:shape id="_x0000_i14" o:spid="_x0000_s14" type="#_x0000_t75" style="width:294.75pt;height:102.00pt;mso-wrap-distance-left:0.00pt;mso-wrap-distance-top:0.00pt;mso-wrap-distance-right:0.00pt;mso-wrap-distance-bottom:0.00pt;z-index:1;" stroked="false">
+                <v:imagedata r:id="rId22" o:title=""/>
+                <o:lock v:ext="edit" rotation="t"/>
+              </v:shape>
+            </w:pict>
+          </mc:Fallback>
+        </mc:AlternateContent>
+      </w:r>
+      <w:r>
+        <w:rPr>
+          <w:rFonts w:ascii="Times New Roman" w:hAnsi="Times New Roman" w:eastAsia="Times New Roman" w:cs="Times New Roman"/>
+          <w:sz w:val="32"/>
+          <w:szCs w:val="32"/>
+          <w:highlight w:val="none"/>
+          <w:lang w:val="ru-RU" w:bidi="ru-RU"/>
+        </w:rPr>
+      </w:r>
+      <w:r>
+        <w:rPr>
+          <w:rFonts w:ascii="Times New Roman" w:hAnsi="Times New Roman" w:eastAsia="Times New Roman" w:cs="Times New Roman"/>
+          <w:sz w:val="32"/>
+          <w:szCs w:val="32"/>
+          <w:highlight w:val="none"/>
+          <w:lang w:val="ru-RU" w:bidi="ru-RU"/>
+        </w:rPr>
+      </w:r>
+      <w:r>
+        <w:rPr>
+          <w:rFonts w:ascii="Times New Roman" w:hAnsi="Times New Roman" w:eastAsia="Times New Roman" w:cs="Times New Roman"/>
+          <w:sz w:val="32"/>
+          <w:szCs w:val="32"/>
+          <w:highlight w:val="none"/>
+          <w:lang w:val="ru-RU"/>
+        </w:rPr>
+      </w:r>
+    </w:p>
+    <w:p>
+      <w:pPr>
+        <w:pBdr/>
+        <w:spacing/>
+        <w:ind/>
+        <w:rPr>
+          <w:rFonts w:ascii="Times New Roman" w:hAnsi="Times New Roman" w:eastAsia="Times New Roman" w:cs="Times New Roman"/>
+          <w:sz w:val="32"/>
+          <w:szCs w:val="32"/>
+          <w:highlight w:val="none"/>
+          <w:lang w:val="ru-RU" w:bidi="ru-RU"/>
+        </w:rPr>
+      </w:pPr>
+      <w:r>
+        <w:rPr>
+          <w:rFonts w:ascii="Times New Roman" w:hAnsi="Times New Roman" w:eastAsia="Times New Roman" w:cs="Times New Roman"/>
+          <w:sz w:val="32"/>
+          <w:szCs w:val="32"/>
+          <w:highlight w:val="none"/>
+          <w:lang w:val="ru-RU" w:bidi="ru-RU"/>
+        </w:rPr>
+        <w:t xml:space="preserve">Рабочий:</w:t>
+      </w:r>
+      <w:r>
+        <w:rPr>
+          <w:rFonts w:ascii="Times New Roman" w:hAnsi="Times New Roman" w:eastAsia="Times New Roman" w:cs="Times New Roman"/>
+          <w:sz w:val="32"/>
+          <w:szCs w:val="32"/>
+          <w:highlight w:val="none"/>
+          <w:lang w:val="ru-RU"/>
+        </w:rPr>
+      </w:r>
+    </w:p>
+    <w:p>
+      <w:pPr>
+        <w:pBdr/>
+        <w:spacing/>
+        <w:ind/>
+        <w:rPr>
+          <w:rFonts w:ascii="Times New Roman" w:hAnsi="Times New Roman" w:eastAsia="Times New Roman" w:cs="Times New Roman"/>
+          <w:sz w:val="32"/>
+          <w:szCs w:val="32"/>
+          <w:highlight w:val="none"/>
+          <w:lang w:val="ru-RU"/>
+        </w:rPr>
+      </w:pPr>
+      <w:r>
+        <w:rPr>
+          <w:rFonts w:ascii="Times New Roman" w:hAnsi="Times New Roman" w:eastAsia="Times New Roman" w:cs="Times New Roman"/>
+          <w:sz w:val="32"/>
+          <w:szCs w:val="32"/>
+          <w:highlight w:val="none"/>
+          <w:lang w:val="ru-RU" w:bidi="ru-RU"/>
+        </w:rPr>
+      </w:r>
+      <w:r>
+        <mc:AlternateContent>
+          <mc:Choice Requires="wpg">
+            <w:drawing>
+              <wp:inline xmlns:wp="http://schemas.openxmlformats.org/drawingml/2006/wordprocessingDrawing" distT="0" distB="0" distL="0" distR="0">
+                <wp:extent cx="3800475" cy="1209675"/>
+                <wp:effectExtent l="0" t="0" r="0" b="0"/>
+                <wp:docPr id="16" name=""/>
+                <wp:cNvGraphicFramePr>
+                  <a:graphicFrameLocks xmlns:a="http://schemas.openxmlformats.org/drawingml/2006/main" noChangeAspect="1"/>
+                </wp:cNvGraphicFramePr>
+                <a:graphic xmlns:a="http://schemas.openxmlformats.org/drawingml/2006/main">
+                  <a:graphicData uri="http://schemas.openxmlformats.org/drawingml/2006/picture">
+                    <pic:pic xmlns:pic="http://schemas.openxmlformats.org/drawingml/2006/picture">
+                      <pic:nvPicPr>
+                        <pic:cNvPr id="1972177965" name=""/>
+                        <pic:cNvPicPr>
+                          <a:picLocks noChangeAspect="1"/>
+                        </pic:cNvPicPr>
+                        <pic:nvPr/>
+                      </pic:nvPicPr>
+                      <pic:blipFill rotWithShape="1">
+                        <a:blip r:embed="rId23"/>
+                        <a:stretch/>
+                      </pic:blipFill>
+                      <pic:spPr bwMode="auto">
+                        <a:xfrm>
+                          <a:off x="0" y="0"/>
+                          <a:ext cx="3800475" cy="1209674"/>
+                        </a:xfrm>
+                        <a:prstGeom prst="rect">
+                          <a:avLst/>
+                        </a:prstGeom>
+                      </pic:spPr>
+                    </pic:pic>
+                  </a:graphicData>
+                </a:graphic>
+              </wp:inline>
+            </w:drawing>
+          </mc:Choice>
+          <mc:Fallback>
+            <w:pict>
+              <v:shapetype id="_x0000_t75" coordsize="21600,21600" o:spt="75" o:preferrelative="t" path="m@4@5l@4@11@9@11@9@5xe" filled="f" stroked="f">
+                <v:stroke joinstyle="miter"/>
+                <v:formulas>
+                  <v:f eqn="if lineDrawn pixelLineWidth 0"/>
+                  <v:f eqn="sum @0 1 0"/>
+                  <v:f eqn="sum 0 0 @1"/>
+                  <v:f eqn="prod @2 1 2"/>
+                  <v:f eqn="prod @3 21600 pixelWidth"/>
+                  <v:f eqn="prod @3 21600 pixelHeight"/>
+                  <v:f eqn="sum @0 0 1"/>
+                  <v:f eqn="prod @6 1 2"/>
+                  <v:f eqn="prod @7 21600 pixelWidth"/>
+                  <v:f eqn="sum @8 21600 0"/>
+                  <v:f eqn="prod @7 21600 pixelHeight"/>
+                  <v:f eqn="sum @10 21600 0"/>
+                </v:formulas>
+                <v:path o:extrusionok="f" gradientshapeok="t" o:connecttype="rect"/>
+                <o:lock v:ext="edit" aspectratio="t"/>
+              </v:shapetype>
+              <v:shape id="_x0000_i15" o:spid="_x0000_s15" type="#_x0000_t75" style="width:299.25pt;height:95.25pt;mso-wrap-distance-left:0.00pt;mso-wrap-distance-top:0.00pt;mso-wrap-distance-right:0.00pt;mso-wrap-distance-bottom:0.00pt;z-index:1;" stroked="false">
+                <v:imagedata r:id="rId23" o:title=""/>
+                <o:lock v:ext="edit" rotation="t"/>
+              </v:shape>
+            </w:pict>
+          </mc:Fallback>
+        </mc:AlternateContent>
+      </w:r>
+      <w:r>
+        <w:rPr>
+          <w:rFonts w:ascii="Times New Roman" w:hAnsi="Times New Roman" w:eastAsia="Times New Roman" w:cs="Times New Roman"/>
+          <w:sz w:val="32"/>
+          <w:szCs w:val="32"/>
+          <w:highlight w:val="none"/>
+          <w:lang w:val="ru-RU" w:bidi="ru-RU"/>
+        </w:rPr>
+      </w:r>
+      <w:r>
+        <w:rPr>
+          <w:rFonts w:ascii="Times New Roman" w:hAnsi="Times New Roman" w:eastAsia="Times New Roman" w:cs="Times New Roman"/>
+          <w:sz w:val="32"/>
+          <w:szCs w:val="32"/>
+          <w:highlight w:val="none"/>
+          <w:lang w:val="ru-RU" w:bidi="ru-RU"/>
+        </w:rPr>
+      </w:r>
+      <w:r>
+        <w:rPr>
+          <w:rFonts w:ascii="Times New Roman" w:hAnsi="Times New Roman" w:eastAsia="Times New Roman" w:cs="Times New Roman"/>
+          <w:sz w:val="32"/>
+          <w:szCs w:val="32"/>
+          <w:highlight w:val="none"/>
+          <w:lang w:val="ru-RU" w:bidi="ru-RU"/>
+        </w:rPr>
+      </w:r>
+    </w:p>
+    <w:p>
+      <w:pPr>
+        <w:pBdr/>
+        <w:spacing/>
+        <w:ind/>
+        <w:rPr>
+          <w:rFonts w:ascii="Times New Roman" w:hAnsi="Times New Roman" w:cs="Times New Roman"/>
+          <w:sz w:val="32"/>
+          <w:szCs w:val="32"/>
+        </w:rPr>
+      </w:pPr>
       <w:r>
         <w:rPr>
           <w:rFonts w:ascii="Times New Roman" w:hAnsi="Times New Roman" w:eastAsia="Times New Roman" w:cs="Times New Roman"/>
